--- a/Kim12-1-6-Elektrolitik-Hucreler.docx
+++ b/Kim12-1-6-Elektrolitik-Hucreler.docx
@@ -394,32 +394,7 @@
           <w:rFonts w:ascii="Times New Roman" w:hAnsi="Times New Roman" w:cs="Times New Roman"/>
           <w:lang w:val="tr-TR"/>
         </w:rPr>
-        <w:t xml:space="preserve">Aşağıdaki tabloda istemli olarak gerçekleşen üç indirgenme-yükseltgenme tepkimesi verilmiştir. Tablo A’daki standart indirgenme potansiyellerinden yararlanarak her biri için anot ve katot yarı tepkimelerini, net tepkimeyi ve standart hücre potansiyelini yazınız. Tamamladığınız tabloyu sıra arkadaşınızınkiyle karşılaştırınız; farklılıkları birlikte gözden geçirerek ön bilgilerinizi paylaşınız.</w:t>
-      </w:r>
-    </w:p>
-    <w:p>
-      <w:pPr>
-        <w:jc w:val="center"/>
-        <w:rPr>
-          <w:rFonts w:ascii="Times New Roman" w:hAnsi="Times New Roman" w:cs="Times New Roman"/>
-          <w:lang w:val="tr-TR"/>
-        </w:rPr>
-      </w:pPr>
-      <w:r>
-        <w:rPr>
-          <w:rFonts w:ascii="Times New Roman" w:hAnsi="Times New Roman" w:cs="Times New Roman"/>
-          <w:b/>
-          <w:bCs/>
-          <w:lang w:val="tr-TR"/>
-        </w:rPr>
-        <w:t xml:space="preserve">Tablo A:</w:t>
-      </w:r>
-      <w:r>
-        <w:rPr>
-          <w:rFonts w:ascii="Times New Roman" w:hAnsi="Times New Roman" w:cs="Times New Roman"/>
-          <w:lang w:val="tr-TR"/>
-        </w:rPr>
-        <w:t xml:space="preserve"> Bazı yarı tepkimelerin 25 °C’deki standart indirgenme potansiyelleri</w:t>
+        <w:t xml:space="preserve">Aşağıdaki ilk tabloda bazı yarı tepkimelerin 25 °C’deki standart indirgenme potansiyelleri, ikinci tabloda ise istemli olarak gerçekleşen üç indirgenme-yükseltgenme tepkimesi verilmiştir. Standart indirgenme potansiyellerinden yararlanarak her biri için anot ve katot yarı tepkimelerini, net tepkimeyi ve standart hücre potansiyelini yazınız. Tamamladığınız tabloyu sıra arkadaşınızınkiyle karşılaştırınız; farklılıkları birlikte gözden geçirerek ön bilgilerinizi paylaşınız.</w:t>
       </w:r>
     </w:p>
     <w:tbl>
@@ -1870,7 +1845,7 @@
           <w:rFonts w:ascii="Times New Roman" w:hAnsi="Times New Roman" w:cs="Times New Roman"/>
           <w:lang w:val="tr-TR"/>
         </w:rPr>
-        <w:t xml:space="preserve">Görsel C’de ergimiş sodyum klorürün (NaCl), Görsel D’de ise içine az miktarda sodyum sülfat (Na</w:t>
+        <w:t xml:space="preserve">Aşağıdaki ilk görselde ergimiş sodyum klorürün (NaCl), ikinci görselde ise içine az miktarda sodyum sülfat (Na</w:t>
       </w:r>
       <w:r>
         <w:rPr>
@@ -1959,18 +1934,9 @@
       <w:r>
         <w:rPr>
           <w:rFonts w:ascii="Times New Roman" w:hAnsi="Times New Roman" w:cs="Times New Roman"/>
-          <w:b/>
-          <w:bCs/>
-          <w:lang w:val="tr-TR"/>
-        </w:rPr>
-        <w:t xml:space="preserve">Görsel C:</w:t>
-      </w:r>
-      <w:r>
-        <w:rPr>
-          <w:rFonts w:ascii="Times New Roman" w:hAnsi="Times New Roman" w:cs="Times New Roman"/>
-          <w:lang w:val="tr-TR"/>
-        </w:rPr>
-        <w:t xml:space="preserve"> Ergimiş NaCl’nin grafit elektrotlarla elektrolizi</w:t>
+          <w:lang w:val="tr-TR"/>
+        </w:rPr>
+        <w:t xml:space="preserve">Ergimiş NaCl’nin grafit elektrotlarla elektrolizi</w:t>
       </w:r>
     </w:p>
     <w:p xmlns:a="http://schemas.openxmlformats.org/drawingml/2006/main" xmlns:pic="http://schemas.openxmlformats.org/drawingml/2006/picture">
@@ -2029,18 +1995,9 @@
       <w:r>
         <w:rPr>
           <w:rFonts w:ascii="Times New Roman" w:hAnsi="Times New Roman" w:cs="Times New Roman"/>
-          <w:b/>
-          <w:bCs/>
-          <w:lang w:val="tr-TR"/>
-        </w:rPr>
-        <w:t xml:space="preserve">Görsel D:</w:t>
-      </w:r>
-      <w:r>
-        <w:rPr>
-          <w:rFonts w:ascii="Times New Roman" w:hAnsi="Times New Roman" w:cs="Times New Roman"/>
-          <w:lang w:val="tr-TR"/>
-        </w:rPr>
-        <w:t xml:space="preserve"> Na</w:t>
+          <w:lang w:val="tr-TR"/>
+        </w:rPr>
+        <w:t xml:space="preserve">Na</w:t>
       </w:r>
       <w:r>
         <w:rPr>
@@ -2948,7 +2905,7 @@
           <w:rFonts w:ascii="Times New Roman" w:hAnsi="Times New Roman" w:cs="Times New Roman"/>
           <w:lang w:val="tr-TR"/>
         </w:rPr>
-        <w:t xml:space="preserve">Görsellerde elektronların, elektrik akımının ve iyonların hareketi görülmemektedir. Görsel C’nin üzerine dış devrede elektronların akış yönünü ve elektrolitte iyonların göç yönünü oklarla gösteriniz. Tahminlerinizin gerekçesini yazınız.</w:t>
+        <w:t xml:space="preserve">Görsellerde elektronların, elektrik akımının ve iyonların hareketi görülmemektedir. Ergimiş NaCl’nin elektrolizini gösteren görselin üzerine dış devrede elektronların akış yönünü ve elektrolitte iyonların göç yönünü oklarla gösteriniz. Tahminlerinizin gerekçesini yazınız.</w:t>
       </w:r>
     </w:p>
     <w:p>
@@ -3661,7 +3618,7 @@
           <w:rFonts w:ascii="Times New Roman" w:hAnsi="Times New Roman" w:cs="Times New Roman"/>
           <w:lang w:val="tr-TR"/>
         </w:rPr>
-        <w:t xml:space="preserve">Etkinliğin 5. Aşamasında elektronların ve iyonların hareketine ilişkin tahminlerde bulundunuz. Bu tahminler bilimsel bilgilerle nasıl açıklanabilir? Elektrolitik hücrede güç kaynağı, anotta yükseltgenen taneciklerden elektronları çeker ve dış devre üzerinden katoda gönderir. Böylece elektronlar dış devrede anottan katoda doğru hareket eder. Elektrolitte pozitif yüklü iyonlar (katyonlar) negatif yüklü katoda, negatif yüklü iyonlar (anyonlar) pozitif yüklü anoda doğru göç eder. Elektrik akımının yönü ise geleneksel olarak elektron akışının tersi kabul edilir (Görsel E).</w:t>
+        <w:t xml:space="preserve">Etkinliğin 5. Aşamasında elektronların ve iyonların hareketine ilişkin tahminlerde bulundunuz. Bu tahminler bilimsel bilgilerle nasıl açıklanabilir? Elektrolitik hücrede güç kaynağı, anotta yükseltgenen taneciklerden elektronları çeker ve dış devre üzerinden katoda gönderir. Böylece elektronlar dış devrede anottan katoda doğru hareket eder. Elektrolitte pozitif yüklü iyonlar (katyonlar) negatif yüklü katoda, negatif yüklü iyonlar (anyonlar) pozitif yüklü anoda doğru göç eder. Elektrik akımının yönü ise geleneksel olarak elektron akışının tersi kabul edilir (Görsel C).</w:t>
       </w:r>
     </w:p>
     <w:p xmlns:a="http://schemas.openxmlformats.org/drawingml/2006/main" xmlns:pic="http://schemas.openxmlformats.org/drawingml/2006/picture">
@@ -3724,7 +3681,7 @@
           <w:bCs/>
           <w:lang w:val="tr-TR"/>
         </w:rPr>
-        <w:t xml:space="preserve">Görsel E:</w:t>
+        <w:t xml:space="preserve">Görsel C:</w:t>
       </w:r>
       <w:r>
         <w:rPr>
@@ -3756,7 +3713,7 @@
           <w:rFonts w:ascii="Times New Roman" w:hAnsi="Times New Roman" w:cs="Times New Roman"/>
           <w:lang w:val="tr-TR"/>
         </w:rPr>
-        <w:t xml:space="preserve"> Katı NaCl’de iyonlar kristal örgüde sabit konumlarda bulunduğu için katı tuz elektriği iletmez. Tuz yaklaşık 801 °C’de eritildiğinde iyonlar serbestçe hareket edebilir hâle gelir. Görsel C’deki hücrede katotta biriken gümüş renkli sıvı sodyum metali, anotta oluşan sarımsı yeşil gaz ise klor gazıdır:</w:t>
+        <w:t xml:space="preserve"> Katı NaCl’de iyonlar kristal örgüde sabit konumlarda bulunduğu için katı tuz elektriği iletmez. Tuz yaklaşık 801 °C’de eritildiğinde iyonlar serbestçe hareket edebilir hâle gelir. Analiz ve Keşif Atölyesi 1.6.’daki ergimiş NaCl hücresinde katotta biriken gümüş renkli sıvı sodyum metali, anotta oluşan sarımsı yeşil gaz ise klor gazıdır:</w:t>
       </w:r>
     </w:p>
     <w:p>
@@ -4142,7 +4099,7 @@
           <w:rFonts w:ascii="Times New Roman" w:hAnsi="Times New Roman" w:cs="Times New Roman"/>
           <w:lang w:val="tr-TR"/>
         </w:rPr>
-        <w:t xml:space="preserve"> eklenmesinin nedeni iletkenliği artırmaktır; bu tuzun iyonları elektrotlarda değişime uğramaz. Görsel D’de katot çevresinin mavi renk alması burada OH</w:t>
+        <w:t xml:space="preserve"> eklenmesinin nedeni iletkenliği artırmaktır; bu tuzun iyonları elektrotlarda değişime uğramaz. Analiz ve Keşif Atölyesi 1.6.’daki suyun elektrolizi görselinde katot çevresinin mavi renk alması burada OH</w:t>
       </w:r>
       <w:r>
         <w:rPr>
@@ -4491,7 +4448,7 @@
           <w:rFonts w:ascii="Times New Roman" w:hAnsi="Times New Roman" w:cs="Times New Roman"/>
           <w:lang w:val="tr-TR"/>
         </w:rPr>
-        <w:t xml:space="preserve">Etkinliğin son aşamasında hazırladığınız Venn şemasını Tablo B ile karşılaştırınız.</w:t>
+        <w:t xml:space="preserve">Etkinliğin son aşamasında hazırladığınız Venn şemasını Tablo A ile karşılaştırınız.</w:t>
       </w:r>
     </w:p>
     <w:p>
@@ -4509,7 +4466,7 @@
           <w:bCs/>
           <w:lang w:val="tr-TR"/>
         </w:rPr>
-        <w:t xml:space="preserve">Tablo B:</w:t>
+        <w:t xml:space="preserve">Tablo A:</w:t>
       </w:r>
       <w:r>
         <w:rPr>
@@ -6391,7 +6348,7 @@
           <w:rFonts w:ascii="Times New Roman" w:hAnsi="Times New Roman" w:cs="Times New Roman"/>
           <w:lang w:val="tr-TR"/>
         </w:rPr>
-        <w:t xml:space="preserve">) çözeltisinin elektrolizinde ise katotta hidrojen gazı oluştuğu gözleniyor. Bu farkı Tablo A’daki ve aşağıdaki değerleri kullanarak açıklayınız. (Mg</w:t>
+        <w:t xml:space="preserve">) çözeltisinin elektrolizinde ise katotta hidrojen gazı oluştuğu gözleniyor. Bu farkı Analiz ve Keşif Atölyesi 1.6.’daki standart indirgenme potansiyellerini ve aşağıdaki değerleri kullanarak açıklayınız. (Mg</w:t>
       </w:r>
       <w:r>
         <w:rPr>

--- a/Kim12-1-6-Elektrolitik-Hucreler.docx
+++ b/Kim12-1-6-Elektrolitik-Hucreler.docx
@@ -72,7 +72,7 @@
                 <w:rFonts w:ascii="Times New Roman" w:hAnsi="Times New Roman" w:cs="Times New Roman"/>
                 <w:lang w:val="tr-TR"/>
               </w:rPr>
-              <w:t xml:space="preserve">GÖRSEL ALANI</w:t>
+              <w:t xml:space="preserve">GÖRSEL ALANI (Shutterstock)</w:t>
             </w:r>
           </w:p>
           <w:p>
@@ -104,23 +104,7 @@
                 <w:rFonts w:ascii="Times New Roman" w:hAnsi="Times New Roman" w:cs="Times New Roman"/>
                 <w:lang w:val="tr-TR"/>
               </w:rPr>
-              <w:t xml:space="preserve">Shutterstock arama: “smartphone charging cable battery icon”</w:t>
-            </w:r>
-          </w:p>
-          <w:p>
-            <w:pPr>
-              <w:jc w:val="both"/>
-              <w:rPr>
-                <w:rFonts w:ascii="Times New Roman" w:hAnsi="Times New Roman" w:cs="Times New Roman"/>
-                <w:lang w:val="tr-TR"/>
-              </w:rPr>
-            </w:pPr>
-            <w:r>
-              <w:rPr>
-                <w:rFonts w:ascii="Times New Roman" w:hAnsi="Times New Roman" w:cs="Times New Roman"/>
-                <w:lang w:val="tr-TR"/>
-              </w:rPr>
-              <w:t xml:space="preserve">Shutter ID: ……………</w:t>
+              <w:t xml:space="preserve">Shutter ID: 2234563227 (fotoğraf) — USB Type-C cable and smartphone charging</w:t>
             </w:r>
           </w:p>
         </w:tc>
@@ -193,7 +177,7 @@
                 <w:rFonts w:ascii="Times New Roman" w:hAnsi="Times New Roman" w:cs="Times New Roman"/>
                 <w:lang w:val="tr-TR"/>
               </w:rPr>
-              <w:t xml:space="preserve">GÖRSEL ALANI</w:t>
+              <w:t xml:space="preserve">GÖRSEL ALANI (Shutterstock)</w:t>
             </w:r>
           </w:p>
           <w:p>
@@ -225,23 +209,7 @@
                 <w:rFonts w:ascii="Times New Roman" w:hAnsi="Times New Roman" w:cs="Times New Roman"/>
                 <w:lang w:val="tr-TR"/>
               </w:rPr>
-              <w:t xml:space="preserve">Shutterstock arama: “aluminium smelter potline electrolysis cells”</w:t>
-            </w:r>
-          </w:p>
-          <w:p>
-            <w:pPr>
-              <w:jc w:val="both"/>
-              <w:rPr>
-                <w:rFonts w:ascii="Times New Roman" w:hAnsi="Times New Roman" w:cs="Times New Roman"/>
-                <w:lang w:val="tr-TR"/>
-              </w:rPr>
-            </w:pPr>
-            <w:r>
-              <w:rPr>
-                <w:rFonts w:ascii="Times New Roman" w:hAnsi="Times New Roman" w:cs="Times New Roman"/>
-                <w:lang w:val="tr-TR"/>
-              </w:rPr>
-              <w:t xml:space="preserve">Shutter ID: ……………</w:t>
+              <w:t xml:space="preserve">Shutter ID: 1458899561 (fotoğraf) — Electrolysis cells in mineral processing</w:t>
             </w:r>
           </w:p>
         </w:tc>

--- a/Kim12-1-6-Elektrolitik-Hucreler.docx
+++ b/Kim12-1-6-Elektrolitik-Hucreler.docx
@@ -2873,7 +2873,7 @@
           <w:rFonts w:ascii="Times New Roman" w:hAnsi="Times New Roman" w:cs="Times New Roman"/>
           <w:lang w:val="tr-TR"/>
         </w:rPr>
-        <w:t xml:space="preserve">Görsellerde elektronların, elektrik akımının ve iyonların hareketi görülmemektedir. Ergimiş NaCl’nin elektrolizini gösteren görselin üzerine dış devrede elektronların akış yönünü ve elektrolitte iyonların göç yönünü oklarla gösteriniz. Tahminlerinizin gerekçesini yazınız.</w:t>
+        <w:t xml:space="preserve">Görsellerde elektronların, elektrik akımının ve iyonların hareketi görülmemektedir. Ergimiş NaCl’nin elektrolizini gösteren görselin üzerine dış devrede elektronların ve elektrik akımının akış yönünü, elektrolitte ise iyonların göç yönünü farklı renkte oklarla gösteriniz. Tahminlerinizin gerekçesini yazınız.</w:t>
       </w:r>
     </w:p>
     <w:p>
@@ -3107,7 +3107,7 @@
           <w:rFonts w:ascii="Times New Roman" w:hAnsi="Times New Roman" w:cs="Times New Roman"/>
           <w:lang w:val="tr-TR"/>
         </w:rPr>
-        <w:t xml:space="preserve">Gözleme dayalı olan ve olmayan tüm tahminlerinizi karekoddaki animasyonda verilen bilgilerle ve öğretmeninizin paylaştığı bilimsel bilgilerle karşılaştırınız. Hangi tahminleriniz doğrulandı, hangileri doğrulanmadı? Doğrulanmayan tahminlerinizi gerekçeleriyle düzelterek yeniden yazınız.</w:t>
+        <w:t xml:space="preserve">Gözleme dayalı olan ve olmayan tüm tahminlerinizi karekoddaki animasyonda verilen bilgilerle ve öğretmeninizin paylaştığı bilimsel bilgilerle karşılaştırınız. Hangi tahminleriniz doğrulandı, hangileri doğrulanmadı? Her tahmininizin hangi gözleme ya da bilgiye dayandığını belirtiniz. Doğrulanmayan tahminlerinizi gerekçeleriyle düzelterek yeniden yazınız.</w:t>
       </w:r>
     </w:p>
     <w:p>
@@ -3442,7 +3442,23 @@
           <w:rFonts w:ascii="Times New Roman" w:hAnsi="Times New Roman" w:cs="Times New Roman"/>
           <w:lang w:val="tr-TR"/>
         </w:rPr>
-        <w:t xml:space="preserve">Analiz ve Keşif Atölyesi 1.6.’da istemli tepkimelerin ters yönde gerçekleşebilmesi için dışarıdan enerji verilmesi gerektiğine ilişkin önermeler oluşturdunuz ve ergimiş NaCl ile suyun, güç kaynağına bağlanan elektrotlar aracılığıyla bileşenlerine ayrıldığını gözlemlediniz. Dışarıdan uygulanan elektrik enerjisiyle istemsiz bir indirgenme-yükseltgenme tepkimesinin gerçekleştirilmesine </w:t>
+        <w:t xml:space="preserve">İstemli bir indirgenme-yükseltgenme tepkimesinin ters yönde yürütülebilmesi için sisteme dışarıdan enerji verilmesi gerekir. Dışarıdan uygulanan elektrik enerjisiyle istemsiz bir indirgenme-yükseltgenme tepkimesinin gerçekleştirilmesine elektroliz, elektrolizin yapıldığı düzeneğe ise elektrolitik hücre denir. Galvanik hücrelerde kimyasal enerji elektrik enerjisine dönüşürken elektrolitik hücrelerde elektrik enerjisi kimyasal enerjiye dönüşür.</w:t>
+      </w:r>
+    </w:p>
+    <w:p>
+      <w:pPr>
+        <w:jc w:val="both"/>
+        <w:rPr>
+          <w:rFonts w:ascii="Times New Roman" w:hAnsi="Times New Roman" w:cs="Times New Roman"/>
+          <w:lang w:val="tr-TR"/>
+        </w:rPr>
+      </w:pPr>
+      <w:r>
+        <w:rPr>
+          <w:rFonts w:ascii="Times New Roman" w:hAnsi="Times New Roman" w:cs="Times New Roman"/>
+          <w:lang w:val="tr-TR"/>
+        </w:rPr>
+        <w:t xml:space="preserve">Bir elektrolitik hücre dört temel bileşenden oluşur. </w:t>
       </w:r>
       <w:r>
         <w:rPr>
@@ -3451,14 +3467,14 @@
           <w:bCs/>
           <w:lang w:val="tr-TR"/>
         </w:rPr>
-        <w:t xml:space="preserve">elektroliz</w:t>
-      </w:r>
-      <w:r>
-        <w:rPr>
-          <w:rFonts w:ascii="Times New Roman" w:hAnsi="Times New Roman" w:cs="Times New Roman"/>
-          <w:lang w:val="tr-TR"/>
-        </w:rPr>
-        <w:t xml:space="preserve">, elektrolizin yapıldığı düzeneğe ise </w:t>
+        <w:t xml:space="preserve">Güç kaynağı</w:t>
+      </w:r>
+      <w:r>
+        <w:rPr>
+          <w:rFonts w:ascii="Times New Roman" w:hAnsi="Times New Roman" w:cs="Times New Roman"/>
+          <w:lang w:val="tr-TR"/>
+        </w:rPr>
+        <w:t xml:space="preserve"> (doğru akım kaynağı) devreye elektron pompalayarak istemsiz tepkimeyi yürütür. </w:t>
       </w:r>
       <w:r>
         <w:rPr>
@@ -3467,30 +3483,14 @@
           <w:bCs/>
           <w:lang w:val="tr-TR"/>
         </w:rPr>
-        <w:t xml:space="preserve">elektrolitik hücre</w:t>
-      </w:r>
-      <w:r>
-        <w:rPr>
-          <w:rFonts w:ascii="Times New Roman" w:hAnsi="Times New Roman" w:cs="Times New Roman"/>
-          <w:lang w:val="tr-TR"/>
-        </w:rPr>
-        <w:t xml:space="preserve"> denir. Galvanik hücrelerde kimyasal enerji elektrik enerjisine dönüşürken elektrolitik hücrelerde elektrik enerjisi kimyasal enerjiye dönüşür.</w:t>
-      </w:r>
-    </w:p>
-    <w:p>
-      <w:pPr>
-        <w:jc w:val="both"/>
-        <w:rPr>
-          <w:rFonts w:ascii="Times New Roman" w:hAnsi="Times New Roman" w:cs="Times New Roman"/>
-          <w:lang w:val="tr-TR"/>
-        </w:rPr>
-      </w:pPr>
-      <w:r>
-        <w:rPr>
-          <w:rFonts w:ascii="Times New Roman" w:hAnsi="Times New Roman" w:cs="Times New Roman"/>
-          <w:lang w:val="tr-TR"/>
-        </w:rPr>
-        <w:t xml:space="preserve">Etkinlikte bir elektrolitik hücrenin dört temel bileşenini belirlediniz. </w:t>
+        <w:t xml:space="preserve">Elektrolit</w:t>
+      </w:r>
+      <w:r>
+        <w:rPr>
+          <w:rFonts w:ascii="Times New Roman" w:hAnsi="Times New Roman" w:cs="Times New Roman"/>
+          <w:lang w:val="tr-TR"/>
+        </w:rPr>
+        <w:t xml:space="preserve">, serbestçe hareket edebilen iyonlar içeren ergimiş bir tuz ya da sulu bir çözeltidir ve hücre içinde akımın iyonlar aracılığıyla taşınmasını sağlar. </w:t>
       </w:r>
       <w:r>
         <w:rPr>
@@ -3499,14 +3499,14 @@
           <w:bCs/>
           <w:lang w:val="tr-TR"/>
         </w:rPr>
-        <w:t xml:space="preserve">Güç kaynağı</w:t>
-      </w:r>
-      <w:r>
-        <w:rPr>
-          <w:rFonts w:ascii="Times New Roman" w:hAnsi="Times New Roman" w:cs="Times New Roman"/>
-          <w:lang w:val="tr-TR"/>
-        </w:rPr>
-        <w:t xml:space="preserve"> (doğru akım kaynağı) devreye elektron pompalayarak istemsiz tepkimeyi yürütür. </w:t>
+        <w:t xml:space="preserve">Elektrotlar</w:t>
+      </w:r>
+      <w:r>
+        <w:rPr>
+          <w:rFonts w:ascii="Times New Roman" w:hAnsi="Times New Roman" w:cs="Times New Roman"/>
+          <w:lang w:val="tr-TR"/>
+        </w:rPr>
+        <w:t xml:space="preserve"> elektroliti dış devreye bağlayan iletkenlerdir. Grafit ve platin gibi elektrotlar tepkimeye katılmadığı için inert (etkisiz) elektrot olarak adlandırılır. Galvanik hücrelerde olduğu gibi elektrolitik hücrelerde de yükseltgenmenin gerçekleştiği elektrot </w:t>
       </w:r>
       <w:r>
         <w:rPr>
@@ -3515,14 +3515,14 @@
           <w:bCs/>
           <w:lang w:val="tr-TR"/>
         </w:rPr>
-        <w:t xml:space="preserve">Elektrolit</w:t>
-      </w:r>
-      <w:r>
-        <w:rPr>
-          <w:rFonts w:ascii="Times New Roman" w:hAnsi="Times New Roman" w:cs="Times New Roman"/>
-          <w:lang w:val="tr-TR"/>
-        </w:rPr>
-        <w:t xml:space="preserve">, serbestçe hareket edebilen iyonlar içeren ergimiş bir tuz ya da sulu bir çözeltidir ve hücre içinde akımın iyonlar aracılığıyla taşınmasını sağlar. </w:t>
+        <w:t xml:space="preserve">anot</w:t>
+      </w:r>
+      <w:r>
+        <w:rPr>
+          <w:rFonts w:ascii="Times New Roman" w:hAnsi="Times New Roman" w:cs="Times New Roman"/>
+          <w:lang w:val="tr-TR"/>
+        </w:rPr>
+        <w:t xml:space="preserve">, indirgenmenin gerçekleştiği elektrot </w:t>
       </w:r>
       <w:r>
         <w:rPr>
@@ -3531,38 +3531,6 @@
           <w:bCs/>
           <w:lang w:val="tr-TR"/>
         </w:rPr>
-        <w:t xml:space="preserve">Elektrotlar</w:t>
-      </w:r>
-      <w:r>
-        <w:rPr>
-          <w:rFonts w:ascii="Times New Roman" w:hAnsi="Times New Roman" w:cs="Times New Roman"/>
-          <w:lang w:val="tr-TR"/>
-        </w:rPr>
-        <w:t xml:space="preserve"> elektroliti dış devreye bağlayan iletkenlerdir. Grafit ve platin gibi elektrotlar tepkimeye katılmadığı için inert (etkisiz) elektrot olarak adlandırılır. Galvanik hücrelerde olduğu gibi elektrolitik hücrelerde de yükseltgenmenin gerçekleştiği elektrot </w:t>
-      </w:r>
-      <w:r>
-        <w:rPr>
-          <w:rFonts w:ascii="Times New Roman" w:hAnsi="Times New Roman" w:cs="Times New Roman"/>
-          <w:b/>
-          <w:bCs/>
-          <w:lang w:val="tr-TR"/>
-        </w:rPr>
-        <w:t xml:space="preserve">anot</w:t>
-      </w:r>
-      <w:r>
-        <w:rPr>
-          <w:rFonts w:ascii="Times New Roman" w:hAnsi="Times New Roman" w:cs="Times New Roman"/>
-          <w:lang w:val="tr-TR"/>
-        </w:rPr>
-        <w:t xml:space="preserve">, indirgenmenin gerçekleştiği elektrot </w:t>
-      </w:r>
-      <w:r>
-        <w:rPr>
-          <w:rFonts w:ascii="Times New Roman" w:hAnsi="Times New Roman" w:cs="Times New Roman"/>
-          <w:b/>
-          <w:bCs/>
-          <w:lang w:val="tr-TR"/>
-        </w:rPr>
         <w:t xml:space="preserve">katot</w:t>
       </w:r>
       <w:r>
@@ -3586,7 +3554,7 @@
           <w:rFonts w:ascii="Times New Roman" w:hAnsi="Times New Roman" w:cs="Times New Roman"/>
           <w:lang w:val="tr-TR"/>
         </w:rPr>
-        <w:t xml:space="preserve">Etkinliğin 5. Aşamasında elektronların ve iyonların hareketine ilişkin tahminlerde bulundunuz. Bu tahminler bilimsel bilgilerle nasıl açıklanabilir? Elektrolitik hücrede güç kaynağı, anotta yükseltgenen taneciklerden elektronları çeker ve dış devre üzerinden katoda gönderir. Böylece elektronlar dış devrede anottan katoda doğru hareket eder. Elektrolitte pozitif yüklü iyonlar (katyonlar) negatif yüklü katoda, negatif yüklü iyonlar (anyonlar) pozitif yüklü anoda doğru göç eder. Elektrik akımının yönü ise geleneksel olarak elektron akışının tersi kabul edilir (Görsel C).</w:t>
+        <w:t xml:space="preserve">Elektrolitik hücrede güç kaynağı, anotta yükseltgenen taneciklerden elektronları çeker ve dış devre üzerinden katoda gönderir. Böylece elektronlar dış devrede anottan katoda doğru hareket eder. Elektrolitte pozitif yüklü iyonlar (katyonlar) negatif yüklü katoda, negatif yüklü iyonlar (anyonlar) pozitif yüklü anoda doğru göç eder. Elektrik akımının yönü ise geleneksel olarak elektron akışının tersi kabul edilir (Görsel C).</w:t>
       </w:r>
     </w:p>
     <w:p xmlns:a="http://schemas.openxmlformats.org/drawingml/2006/main" xmlns:pic="http://schemas.openxmlformats.org/drawingml/2006/picture">
@@ -3600,8 +3568,8 @@
       <w:r>
         <w:drawing>
           <wp:inline distT="0" distB="0" distL="0" distR="0">
-            <wp:extent cx="4680000" cy="3699642"/>
-            <wp:docPr id="900006" name="Grafik 900006" descr="Ergimiş NaCl elektroliz modeli"/>
+            <wp:extent cx="4680000" cy="3752984"/>
+            <wp:docPr id="900006" name="Grafik 900006" descr="Ergimiş LiCl elektroliz modeli"/>
             <wp:cNvGraphicFramePr>
               <a:graphicFrameLocks noChangeAspect="1"/>
             </wp:cNvGraphicFramePr>
@@ -3621,7 +3589,7 @@
                   <pic:spPr>
                     <a:xfrm>
                       <a:off x="0" y="0"/>
-                      <a:ext cx="4680000" cy="3699642"/>
+                      <a:ext cx="4680000" cy="3752984"/>
                     </a:xfrm>
                     <a:prstGeom prst="rect">
                       <a:avLst/>
@@ -3656,7 +3624,7 @@
           <w:rFonts w:ascii="Times New Roman" w:hAnsi="Times New Roman" w:cs="Times New Roman"/>
           <w:lang w:val="tr-TR"/>
         </w:rPr>
-        <w:t xml:space="preserve"> Ergimiş NaCl elektrolizinde elektronların ve iyonların hareketi</w:t>
+        <w:t xml:space="preserve"> Ergimiş LiCl elektrolizinde elektronların, akımın ve iyonların hareketi</w:t>
       </w:r>
     </w:p>
     <w:p>
@@ -3669,9 +3637,8 @@
       </w:pPr>
       <w:r>
         <w:rPr>
-          <w:rFonts w:ascii="Times New Roman" w:hAnsi="Times New Roman" w:cs="Times New Roman"/>
           <w:b/>
-          <w:bCs/>
+          <w:rFonts w:ascii="Times New Roman" w:hAnsi="Times New Roman" w:cs="Times New Roman"/>
           <w:lang w:val="tr-TR"/>
         </w:rPr>
         <w:t xml:space="preserve">Ergimiş tuzların elektrolizi:</w:t>
@@ -3681,7 +3648,37 @@
           <w:rFonts w:ascii="Times New Roman" w:hAnsi="Times New Roman" w:cs="Times New Roman"/>
           <w:lang w:val="tr-TR"/>
         </w:rPr>
-        <w:t xml:space="preserve"> Katı NaCl’de iyonlar kristal örgüde sabit konumlarda bulunduğu için katı tuz elektriği iletmez. Tuz yaklaşık 801 °C’de eritildiğinde iyonlar serbestçe hareket edebilir hâle gelir. Analiz ve Keşif Atölyesi 1.6.’daki ergimiş NaCl hücresinde katotta biriken gümüş renkli sıvı sodyum metali, anotta oluşan sarımsı yeşil gaz ise klor gazıdır:</w:t>
+        <w:t xml:space="preserve"> Katı bir iyonik bileşikte iyonlar kristal örgüde sabit konumlarda bulunduğu için katı tuz elektriği iletmez. Tuz eritildiğinde iyonlar serbestçe hareket edebilir hâle gelir ve eriyik elektriği iletir. Lityum iyon pillerin hammaddelerinden biri olan lityum metali, ergimiş lityum klorürün (LiCl) elektroliziyle üretilir. Bu elektrolizde Li</w:t>
+      </w:r>
+      <w:r>
+        <w:rPr>
+          <w:rFonts w:ascii="Times New Roman" w:hAnsi="Times New Roman" w:cs="Times New Roman"/>
+          <w:lang w:val="tr-TR"/>
+          <w:vertAlign w:val="superscript"/>
+        </w:rPr>
+        <w:t xml:space="preserve">+</w:t>
+      </w:r>
+      <w:r>
+        <w:rPr>
+          <w:rFonts w:ascii="Times New Roman" w:hAnsi="Times New Roman" w:cs="Times New Roman"/>
+          <w:lang w:val="tr-TR"/>
+        </w:rPr>
+        <w:t xml:space="preserve"> iyonları katotta indirgenerek sıvı lityumu, Cl</w:t>
+      </w:r>
+      <w:r>
+        <w:rPr>
+          <w:rFonts w:ascii="Times New Roman" w:hAnsi="Times New Roman" w:cs="Times New Roman"/>
+          <w:lang w:val="tr-TR"/>
+          <w:vertAlign w:val="superscript"/>
+        </w:rPr>
+        <w:t xml:space="preserve">−</w:t>
+      </w:r>
+      <w:r>
+        <w:rPr>
+          <w:rFonts w:ascii="Times New Roman" w:hAnsi="Times New Roman" w:cs="Times New Roman"/>
+          <w:lang w:val="tr-TR"/>
+        </w:rPr>
+        <w:t xml:space="preserve"> iyonları ise anotta yükseltgenerek klor gazını oluşturur:</w:t>
       </w:r>
     </w:p>
     <w:p>
@@ -3697,13 +3694,13 @@
           <w:rFonts w:ascii="Times New Roman" w:hAnsi="Times New Roman" w:cs="Times New Roman"/>
           <w:lang w:val="tr-TR"/>
         </w:rPr>
-        <w:t xml:space="preserve">Katot (indirgenme):   2Na</w:t>
-      </w:r>
-      <w:r>
-        <w:rPr>
-          <w:rFonts w:ascii="Times New Roman" w:hAnsi="Times New Roman" w:cs="Times New Roman"/>
+        <w:t xml:space="preserve">Katot (indirgenme):   2Li</w:t>
+      </w:r>
+      <w:r>
+        <w:rPr>
+          <w:rFonts w:ascii="Times New Roman" w:hAnsi="Times New Roman" w:cs="Times New Roman"/>
+          <w:lang w:val="tr-TR"/>
           <w:vertAlign w:val="superscript"/>
-          <w:lang w:val="tr-TR"/>
         </w:rPr>
         <w:t xml:space="preserve">+</w:t>
       </w:r>
@@ -3717,8 +3714,8 @@
       <w:r>
         <w:rPr>
           <w:rFonts w:ascii="Times New Roman" w:hAnsi="Times New Roman" w:cs="Times New Roman"/>
+          <w:lang w:val="tr-TR"/>
           <w:vertAlign w:val="superscript"/>
-          <w:lang w:val="tr-TR"/>
         </w:rPr>
         <w:t xml:space="preserve">−</w:t>
       </w:r>
@@ -3727,13 +3724,13 @@
           <w:rFonts w:ascii="Times New Roman" w:hAnsi="Times New Roman" w:cs="Times New Roman"/>
           <w:lang w:val="tr-TR"/>
         </w:rPr>
-        <w:t xml:space="preserve"> → 2Na(s)          E°(Na</w:t>
-      </w:r>
-      <w:r>
-        <w:rPr>
-          <w:rFonts w:ascii="Times New Roman" w:hAnsi="Times New Roman" w:cs="Times New Roman"/>
+        <w:t xml:space="preserve"> → 2Li(s)          E°(Li</w:t>
+      </w:r>
+      <w:r>
+        <w:rPr>
+          <w:rFonts w:ascii="Times New Roman" w:hAnsi="Times New Roman" w:cs="Times New Roman"/>
+          <w:lang w:val="tr-TR"/>
           <w:vertAlign w:val="superscript"/>
-          <w:lang w:val="tr-TR"/>
         </w:rPr>
         <w:t xml:space="preserve">+</w:t>
       </w:r>
@@ -3742,13 +3739,9 @@
           <w:rFonts w:ascii="Times New Roman" w:hAnsi="Times New Roman" w:cs="Times New Roman"/>
           <w:lang w:val="tr-TR"/>
         </w:rPr>
-        <w:t xml:space="preserve">/Na) = −2,71 V</w:t>
-      </w:r>
-      <w:r>
-        <w:rPr>
-          <w:rFonts w:ascii="Times New Roman" w:hAnsi="Times New Roman" w:cs="Times New Roman"/>
-          <w:lang w:val="tr-TR"/>
-        </w:rPr>
+        <w:t xml:space="preserve">/Li) = −3,04 V</w:t>
+      </w:r>
+      <w:r>
         <w:br/>
       </w:r>
       <w:r>
@@ -3761,8 +3754,8 @@
       <w:r>
         <w:rPr>
           <w:rFonts w:ascii="Times New Roman" w:hAnsi="Times New Roman" w:cs="Times New Roman"/>
+          <w:lang w:val="tr-TR"/>
           <w:vertAlign w:val="superscript"/>
-          <w:lang w:val="tr-TR"/>
         </w:rPr>
         <w:t xml:space="preserve">−</w:t>
       </w:r>
@@ -3776,8 +3769,8 @@
       <w:r>
         <w:rPr>
           <w:rFonts w:ascii="Times New Roman" w:hAnsi="Times New Roman" w:cs="Times New Roman"/>
+          <w:lang w:val="tr-TR"/>
           <w:vertAlign w:val="subscript"/>
-          <w:lang w:val="tr-TR"/>
         </w:rPr>
         <w:t xml:space="preserve">2</w:t>
       </w:r>
@@ -3791,8 +3784,8 @@
       <w:r>
         <w:rPr>
           <w:rFonts w:ascii="Times New Roman" w:hAnsi="Times New Roman" w:cs="Times New Roman"/>
+          <w:lang w:val="tr-TR"/>
           <w:vertAlign w:val="superscript"/>
-          <w:lang w:val="tr-TR"/>
         </w:rPr>
         <w:t xml:space="preserve">−</w:t>
       </w:r>
@@ -3806,8 +3799,8 @@
       <w:r>
         <w:rPr>
           <w:rFonts w:ascii="Times New Roman" w:hAnsi="Times New Roman" w:cs="Times New Roman"/>
+          <w:lang w:val="tr-TR"/>
           <w:vertAlign w:val="subscript"/>
-          <w:lang w:val="tr-TR"/>
         </w:rPr>
         <w:t xml:space="preserve">2</w:t>
       </w:r>
@@ -3821,8 +3814,8 @@
       <w:r>
         <w:rPr>
           <w:rFonts w:ascii="Times New Roman" w:hAnsi="Times New Roman" w:cs="Times New Roman"/>
+          <w:lang w:val="tr-TR"/>
           <w:vertAlign w:val="superscript"/>
-          <w:lang w:val="tr-TR"/>
         </w:rPr>
         <w:t xml:space="preserve">−</w:t>
       </w:r>
@@ -3834,10 +3827,6 @@
         <w:t xml:space="preserve">) = +1,36 V</w:t>
       </w:r>
       <w:r>
-        <w:rPr>
-          <w:rFonts w:ascii="Times New Roman" w:hAnsi="Times New Roman" w:cs="Times New Roman"/>
-          <w:lang w:val="tr-TR"/>
-        </w:rPr>
         <w:br/>
       </w:r>
       <w:r>
@@ -3845,13 +3834,13 @@
           <w:rFonts w:ascii="Times New Roman" w:hAnsi="Times New Roman" w:cs="Times New Roman"/>
           <w:lang w:val="tr-TR"/>
         </w:rPr>
-        <w:t xml:space="preserve">Net tepkime:   2NaCl(s) → 2Na(s) + Cl</w:t>
-      </w:r>
-      <w:r>
-        <w:rPr>
-          <w:rFonts w:ascii="Times New Roman" w:hAnsi="Times New Roman" w:cs="Times New Roman"/>
+        <w:t xml:space="preserve">Net tepkime:   2LiCl(s) → 2Li(s) + Cl</w:t>
+      </w:r>
+      <w:r>
+        <w:rPr>
+          <w:rFonts w:ascii="Times New Roman" w:hAnsi="Times New Roman" w:cs="Times New Roman"/>
+          <w:lang w:val="tr-TR"/>
           <w:vertAlign w:val="subscript"/>
-          <w:lang w:val="tr-TR"/>
         </w:rPr>
         <w:t xml:space="preserve">2</w:t>
       </w:r>
@@ -3876,13 +3865,13 @@
           <w:rFonts w:ascii="Times New Roman" w:hAnsi="Times New Roman" w:cs="Times New Roman"/>
           <w:lang w:val="tr-TR"/>
         </w:rPr>
-        <w:t xml:space="preserve">Önceki konuda öğrendiğiniz E°</w:t>
-      </w:r>
-      <w:r>
-        <w:rPr>
-          <w:rFonts w:ascii="Times New Roman" w:hAnsi="Times New Roman" w:cs="Times New Roman"/>
+        <w:t xml:space="preserve">E°</w:t>
+      </w:r>
+      <w:r>
+        <w:rPr>
+          <w:rFonts w:ascii="Times New Roman" w:hAnsi="Times New Roman" w:cs="Times New Roman"/>
+          <w:lang w:val="tr-TR"/>
           <w:vertAlign w:val="subscript"/>
-          <w:lang w:val="tr-TR"/>
         </w:rPr>
         <w:t xml:space="preserve">hücre</w:t>
       </w:r>
@@ -3896,8 +3885,8 @@
       <w:r>
         <w:rPr>
           <w:rFonts w:ascii="Times New Roman" w:hAnsi="Times New Roman" w:cs="Times New Roman"/>
+          <w:lang w:val="tr-TR"/>
           <w:vertAlign w:val="subscript"/>
-          <w:lang w:val="tr-TR"/>
         </w:rPr>
         <w:t xml:space="preserve">katot</w:t>
       </w:r>
@@ -3911,8 +3900,8 @@
       <w:r>
         <w:rPr>
           <w:rFonts w:ascii="Times New Roman" w:hAnsi="Times New Roman" w:cs="Times New Roman"/>
+          <w:lang w:val="tr-TR"/>
           <w:vertAlign w:val="subscript"/>
-          <w:lang w:val="tr-TR"/>
         </w:rPr>
         <w:t xml:space="preserve">anot</w:t>
       </w:r>
@@ -3921,7 +3910,7 @@
           <w:rFonts w:ascii="Times New Roman" w:hAnsi="Times New Roman" w:cs="Times New Roman"/>
           <w:lang w:val="tr-TR"/>
         </w:rPr>
-        <w:t xml:space="preserve"> eşitliği kullanıldığında bu tepkimenin standart hücre potansiyeli −2,71 V − (+1,36 V) = −4,07 V olarak bulunur. Negatif hücre potansiyeli tepkimenin istemsiz olduğunu gösterir. Bu tepkimenin tersi, yani sodyumun klor gazıyla tepkimesi +4,07 V’luk potansiyelle istemli olarak gerçekleşir. Etkinliğin 1. ve 4. Aşamalarındaki tepkimeleri karşılaştırdığınızda fark ettiğiniz gibi elektroliz, istemli bir tepkimenin tersini gerçekleştirmektedir. Buna göre bir elektrolizin gerçekleşmesi için güç kaynağının uyguladığı gerilim, en az istemsiz tepkimenin hücre potansiyelinin mutlak değeri kadar olmalıdır. Ergimiş NaCl’nin elektrolizi için kuramsal olarak en az 4,07 V gerekir. Standart indirgenme potansiyelleri sulu çözeltiler için belirlendiğinden ergimiş tuzlar için bulunan değer yaklaşık bir fikir verir. Ayrıca elektrotlardaki tepkimelerin yavaşlığı ve hücrenin direnci nedeniyle uygulamada hesaplanan değerden daha büyük bir gerilim uygulanır. Etkinlikteki öğretmen verilerinde suyun elektrolizi için gaz çıkışının ancak 2 V civarında başlaması bu durumla açıklanabilir.</w:t>
+        <w:t xml:space="preserve"> eşitliği kullanıldığında bu tepkimenin standart hücre potansiyeli −3,04 V − (+1,36 V) = −4,40 V olarak bulunur. Negatif hücre potansiyeli tepkimenin istemsiz olduğunu gösterir. Bu tepkimenin tersi, yani lityumun klor gazıyla tepkimesi +4,40 V’luk potansiyelle istemli olarak gerçekleşir. Buna göre elektroliz, istemli bir tepkimenin tersini gerçekleştirir ve bir elektrolizin gerçekleşmesi için güç kaynağının uyguladığı gerilim en az istemsiz tepkimenin hücre potansiyelinin mutlak değeri kadar olmalıdır. Ergimiş LiCl’nin elektrolizi için kuramsal olarak en az 4,40 V gerekir. Standart indirgenme potansiyelleri 25 °C’deki sulu çözeltiler için belirlendiğinden ergimiş tuzlar için bulunan değer yalnızca yaklaşık bir fikir verir. Ayrıca elektrotlardaki tepkimelerin yavaşlığı ve hücrenin direnci nedeniyle uygulamada kuramsal değerden daha büyük bir gerilim uygulanır.</w:t>
       </w:r>
     </w:p>
     <w:p>
@@ -3937,13 +3926,13 @@
           <w:rFonts w:ascii="Times New Roman" w:hAnsi="Times New Roman" w:cs="Times New Roman"/>
           <w:lang w:val="tr-TR"/>
         </w:rPr>
-        <w:t xml:space="preserve">Sodyum metali ve klor gazı sanayide ergimiş NaCl’nin elektroliziyle üretilir. Erime sıcaklığını düşürmek için tuza kalsiyum klorür (CaCl</w:t>
-      </w:r>
-      <w:r>
-        <w:rPr>
-          <w:rFonts w:ascii="Times New Roman" w:hAnsi="Times New Roman" w:cs="Times New Roman"/>
+        <w:t xml:space="preserve">Sodyum metali ve klor gazı da sanayide ergimiş NaCl’nin elektroliziyle üretilir; erime sıcaklığını düşürmek için tuza kalsiyum klorür (CaCl</w:t>
+      </w:r>
+      <w:r>
+        <w:rPr>
+          <w:rFonts w:ascii="Times New Roman" w:hAnsi="Times New Roman" w:cs="Times New Roman"/>
+          <w:lang w:val="tr-TR"/>
           <w:vertAlign w:val="subscript"/>
-          <w:lang w:val="tr-TR"/>
         </w:rPr>
         <w:t xml:space="preserve">2</w:t>
       </w:r>
@@ -3952,13 +3941,13 @@
           <w:rFonts w:ascii="Times New Roman" w:hAnsi="Times New Roman" w:cs="Times New Roman"/>
           <w:lang w:val="tr-TR"/>
         </w:rPr>
-        <w:t xml:space="preserve">) eklenir. Alüminyum da benzer şekilde, ergimiş kriyolit (Na</w:t>
-      </w:r>
-      <w:r>
-        <w:rPr>
-          <w:rFonts w:ascii="Times New Roman" w:hAnsi="Times New Roman" w:cs="Times New Roman"/>
+        <w:t xml:space="preserve">) eklenir. Alüminyum ise ergimiş kriyolit (Na</w:t>
+      </w:r>
+      <w:r>
+        <w:rPr>
+          <w:rFonts w:ascii="Times New Roman" w:hAnsi="Times New Roman" w:cs="Times New Roman"/>
+          <w:lang w:val="tr-TR"/>
           <w:vertAlign w:val="subscript"/>
-          <w:lang w:val="tr-TR"/>
         </w:rPr>
         <w:t xml:space="preserve">3</w:t>
       </w:r>
@@ -3972,8 +3961,8 @@
       <w:r>
         <w:rPr>
           <w:rFonts w:ascii="Times New Roman" w:hAnsi="Times New Roman" w:cs="Times New Roman"/>
+          <w:lang w:val="tr-TR"/>
           <w:vertAlign w:val="subscript"/>
-          <w:lang w:val="tr-TR"/>
         </w:rPr>
         <w:t xml:space="preserve">6</w:t>
       </w:r>
@@ -3987,8 +3976,8 @@
       <w:r>
         <w:rPr>
           <w:rFonts w:ascii="Times New Roman" w:hAnsi="Times New Roman" w:cs="Times New Roman"/>
+          <w:lang w:val="tr-TR"/>
           <w:vertAlign w:val="subscript"/>
-          <w:lang w:val="tr-TR"/>
         </w:rPr>
         <w:t xml:space="preserve">2</w:t>
       </w:r>
@@ -4002,8 +3991,8 @@
       <w:r>
         <w:rPr>
           <w:rFonts w:ascii="Times New Roman" w:hAnsi="Times New Roman" w:cs="Times New Roman"/>
+          <w:lang w:val="tr-TR"/>
           <w:vertAlign w:val="subscript"/>
-          <w:lang w:val="tr-TR"/>
         </w:rPr>
         <w:t xml:space="preserve">3</w:t>
       </w:r>
@@ -4025,9 +4014,8 @@
       </w:pPr>
       <w:r>
         <w:rPr>
-          <w:rFonts w:ascii="Times New Roman" w:hAnsi="Times New Roman" w:cs="Times New Roman"/>
           <w:b/>
-          <w:bCs/>
+          <w:rFonts w:ascii="Times New Roman" w:hAnsi="Times New Roman" w:cs="Times New Roman"/>
           <w:lang w:val="tr-TR"/>
         </w:rPr>
         <w:t xml:space="preserve">Suyun elektrolizi:</w:t>
@@ -4037,13 +4025,13 @@
           <w:rFonts w:ascii="Times New Roman" w:hAnsi="Times New Roman" w:cs="Times New Roman"/>
           <w:lang w:val="tr-TR"/>
         </w:rPr>
-        <w:t xml:space="preserve"> Saf su çok az iyon içerdiğinden elektriği iyi iletmez. Etkinlikte suya Na</w:t>
-      </w:r>
-      <w:r>
-        <w:rPr>
-          <w:rFonts w:ascii="Times New Roman" w:hAnsi="Times New Roman" w:cs="Times New Roman"/>
+        <w:t xml:space="preserve"> Saf su çok az iyon içerdiğinden elektriği iyi iletmez. Bu nedenle suyun elektrolizinde suya, iyonları elektrotlarda kolayca değişime uğramayan bir elektrolit eklenir. Örneğin seyreltik sülfürik asit (H</w:t>
+      </w:r>
+      <w:r>
+        <w:rPr>
+          <w:rFonts w:ascii="Times New Roman" w:hAnsi="Times New Roman" w:cs="Times New Roman"/>
+          <w:lang w:val="tr-TR"/>
           <w:vertAlign w:val="subscript"/>
-          <w:lang w:val="tr-TR"/>
         </w:rPr>
         <w:t xml:space="preserve">2</w:t>
       </w:r>
@@ -4057,8 +4045,8 @@
       <w:r>
         <w:rPr>
           <w:rFonts w:ascii="Times New Roman" w:hAnsi="Times New Roman" w:cs="Times New Roman"/>
+          <w:lang w:val="tr-TR"/>
           <w:vertAlign w:val="subscript"/>
-          <w:lang w:val="tr-TR"/>
         </w:rPr>
         <w:t xml:space="preserve">4</w:t>
       </w:r>
@@ -4067,13 +4055,82 @@
           <w:rFonts w:ascii="Times New Roman" w:hAnsi="Times New Roman" w:cs="Times New Roman"/>
           <w:lang w:val="tr-TR"/>
         </w:rPr>
-        <w:t xml:space="preserve"> eklenmesinin nedeni iletkenliği artırmaktır; bu tuzun iyonları elektrotlarda değişime uğramaz. Analiz ve Keşif Atölyesi 1.6.’daki suyun elektrolizi görselinde katot çevresinin mavi renk alması burada OH</w:t>
-      </w:r>
-      <w:r>
-        <w:rPr>
-          <w:rFonts w:ascii="Times New Roman" w:hAnsi="Times New Roman" w:cs="Times New Roman"/>
+        <w:t xml:space="preserve">) çözeltisi platin elektrotlarla elektroliz edildiğinde katotta H</w:t>
+      </w:r>
+      <w:r>
+        <w:rPr>
+          <w:rFonts w:ascii="Times New Roman" w:hAnsi="Times New Roman" w:cs="Times New Roman"/>
+          <w:lang w:val="tr-TR"/>
           <w:vertAlign w:val="superscript"/>
-          <w:lang w:val="tr-TR"/>
+        </w:rPr>
+        <w:t xml:space="preserve">+</w:t>
+      </w:r>
+      <w:r>
+        <w:rPr>
+          <w:rFonts w:ascii="Times New Roman" w:hAnsi="Times New Roman" w:cs="Times New Roman"/>
+          <w:lang w:val="tr-TR"/>
+        </w:rPr>
+        <w:t xml:space="preserve"> iyonları indirgenir, anotta ise su molekülleri yükseltgenir; SO</w:t>
+      </w:r>
+      <w:r>
+        <w:rPr>
+          <w:rFonts w:ascii="Times New Roman" w:hAnsi="Times New Roman" w:cs="Times New Roman"/>
+          <w:lang w:val="tr-TR"/>
+          <w:vertAlign w:val="subscript"/>
+        </w:rPr>
+        <w:t xml:space="preserve">4</w:t>
+      </w:r>
+      <w:r>
+        <w:rPr>
+          <w:rFonts w:ascii="Times New Roman" w:hAnsi="Times New Roman" w:cs="Times New Roman"/>
+          <w:lang w:val="tr-TR"/>
+          <w:vertAlign w:val="superscript"/>
+        </w:rPr>
+        <w:t xml:space="preserve">2−</w:t>
+      </w:r>
+      <w:r>
+        <w:rPr>
+          <w:rFonts w:ascii="Times New Roman" w:hAnsi="Times New Roman" w:cs="Times New Roman"/>
+          <w:lang w:val="tr-TR"/>
+        </w:rPr>
+        <w:t xml:space="preserve"> iyonları değişime uğramaz:</w:t>
+      </w:r>
+    </w:p>
+    <w:p>
+      <w:pPr>
+        <w:jc w:val="center"/>
+        <w:rPr>
+          <w:rFonts w:ascii="Times New Roman" w:hAnsi="Times New Roman" w:cs="Times New Roman"/>
+          <w:lang w:val="tr-TR"/>
+        </w:rPr>
+      </w:pPr>
+      <w:r>
+        <w:rPr>
+          <w:rFonts w:ascii="Times New Roman" w:hAnsi="Times New Roman" w:cs="Times New Roman"/>
+          <w:lang w:val="tr-TR"/>
+        </w:rPr>
+        <w:t xml:space="preserve">Katot (indirgenme):   4H</w:t>
+      </w:r>
+      <w:r>
+        <w:rPr>
+          <w:rFonts w:ascii="Times New Roman" w:hAnsi="Times New Roman" w:cs="Times New Roman"/>
+          <w:lang w:val="tr-TR"/>
+          <w:vertAlign w:val="superscript"/>
+        </w:rPr>
+        <w:t xml:space="preserve">+</w:t>
+      </w:r>
+      <w:r>
+        <w:rPr>
+          <w:rFonts w:ascii="Times New Roman" w:hAnsi="Times New Roman" w:cs="Times New Roman"/>
+          <w:lang w:val="tr-TR"/>
+        </w:rPr>
+        <w:t xml:space="preserve">(suda) + 4e</w:t>
+      </w:r>
+      <w:r>
+        <w:rPr>
+          <w:rFonts w:ascii="Times New Roman" w:hAnsi="Times New Roman" w:cs="Times New Roman"/>
+          <w:lang w:val="tr-TR"/>
+          <w:vertAlign w:val="superscript"/>
         </w:rPr>
         <w:t xml:space="preserve">−</w:t>
       </w:r>
@@ -4082,13 +4139,68 @@
           <w:rFonts w:ascii="Times New Roman" w:hAnsi="Times New Roman" w:cs="Times New Roman"/>
           <w:lang w:val="tr-TR"/>
         </w:rPr>
-        <w:t xml:space="preserve"> iyonlarının, anot çevresinin sarı renk alması ise H</w:t>
-      </w:r>
-      <w:r>
-        <w:rPr>
-          <w:rFonts w:ascii="Times New Roman" w:hAnsi="Times New Roman" w:cs="Times New Roman"/>
+        <w:t xml:space="preserve"> → 2H</w:t>
+      </w:r>
+      <w:r>
+        <w:rPr>
+          <w:rFonts w:ascii="Times New Roman" w:hAnsi="Times New Roman" w:cs="Times New Roman"/>
+          <w:lang w:val="tr-TR"/>
+          <w:vertAlign w:val="subscript"/>
+        </w:rPr>
+        <w:t xml:space="preserve">2</w:t>
+      </w:r>
+      <w:r>
+        <w:rPr>
+          <w:rFonts w:ascii="Times New Roman" w:hAnsi="Times New Roman" w:cs="Times New Roman"/>
+          <w:lang w:val="tr-TR"/>
+        </w:rPr>
+        <w:t xml:space="preserve">(g)          E° = 0,00 V</w:t>
+      </w:r>
+      <w:r>
+        <w:br/>
+      </w:r>
+      <w:r>
+        <w:rPr>
+          <w:rFonts w:ascii="Times New Roman" w:hAnsi="Times New Roman" w:cs="Times New Roman"/>
+          <w:lang w:val="tr-TR"/>
+        </w:rPr>
+        <w:t xml:space="preserve">Anot (yükseltgenme):   2H</w:t>
+      </w:r>
+      <w:r>
+        <w:rPr>
+          <w:rFonts w:ascii="Times New Roman" w:hAnsi="Times New Roman" w:cs="Times New Roman"/>
+          <w:lang w:val="tr-TR"/>
+          <w:vertAlign w:val="subscript"/>
+        </w:rPr>
+        <w:t xml:space="preserve">2</w:t>
+      </w:r>
+      <w:r>
+        <w:rPr>
+          <w:rFonts w:ascii="Times New Roman" w:hAnsi="Times New Roman" w:cs="Times New Roman"/>
+          <w:lang w:val="tr-TR"/>
+        </w:rPr>
+        <w:t xml:space="preserve">O(s) → O</w:t>
+      </w:r>
+      <w:r>
+        <w:rPr>
+          <w:rFonts w:ascii="Times New Roman" w:hAnsi="Times New Roman" w:cs="Times New Roman"/>
+          <w:lang w:val="tr-TR"/>
+          <w:vertAlign w:val="subscript"/>
+        </w:rPr>
+        <w:t xml:space="preserve">2</w:t>
+      </w:r>
+      <w:r>
+        <w:rPr>
+          <w:rFonts w:ascii="Times New Roman" w:hAnsi="Times New Roman" w:cs="Times New Roman"/>
+          <w:lang w:val="tr-TR"/>
+        </w:rPr>
+        <w:t xml:space="preserve">(g) + 4H</w:t>
+      </w:r>
+      <w:r>
+        <w:rPr>
+          <w:rFonts w:ascii="Times New Roman" w:hAnsi="Times New Roman" w:cs="Times New Roman"/>
+          <w:lang w:val="tr-TR"/>
           <w:vertAlign w:val="superscript"/>
-          <w:lang w:val="tr-TR"/>
         </w:rPr>
         <w:t xml:space="preserve">+</w:t>
       </w:r>
@@ -4097,133 +4209,168 @@
           <w:rFonts w:ascii="Times New Roman" w:hAnsi="Times New Roman" w:cs="Times New Roman"/>
           <w:lang w:val="tr-TR"/>
         </w:rPr>
-        <w:t xml:space="preserve"> iyonlarının oluştuğunu gösterir. X tüpünde toplanan gazın hacminin Y tüpündekinin iki katı olması da katotta hidrojen, anotta oksijen gazının oluştuğu ile açıklanabilir:</w:t>
+        <w:t xml:space="preserve">(suda) + 4e</w:t>
+      </w:r>
+      <w:r>
+        <w:rPr>
+          <w:rFonts w:ascii="Times New Roman" w:hAnsi="Times New Roman" w:cs="Times New Roman"/>
+          <w:lang w:val="tr-TR"/>
+          <w:vertAlign w:val="superscript"/>
+        </w:rPr>
+        <w:t xml:space="preserve">−</w:t>
+      </w:r>
+      <w:r>
+        <w:rPr>
+          <w:rFonts w:ascii="Times New Roman" w:hAnsi="Times New Roman" w:cs="Times New Roman"/>
+          <w:lang w:val="tr-TR"/>
+        </w:rPr>
+        <w:t xml:space="preserve">          E° = +1,23 V</w:t>
+      </w:r>
+      <w:r>
+        <w:br/>
+      </w:r>
+      <w:r>
+        <w:rPr>
+          <w:rFonts w:ascii="Times New Roman" w:hAnsi="Times New Roman" w:cs="Times New Roman"/>
+          <w:lang w:val="tr-TR"/>
+        </w:rPr>
+        <w:t xml:space="preserve">Net tepkime:   2H</w:t>
+      </w:r>
+      <w:r>
+        <w:rPr>
+          <w:rFonts w:ascii="Times New Roman" w:hAnsi="Times New Roman" w:cs="Times New Roman"/>
+          <w:lang w:val="tr-TR"/>
+          <w:vertAlign w:val="subscript"/>
+        </w:rPr>
+        <w:t xml:space="preserve">2</w:t>
+      </w:r>
+      <w:r>
+        <w:rPr>
+          <w:rFonts w:ascii="Times New Roman" w:hAnsi="Times New Roman" w:cs="Times New Roman"/>
+          <w:lang w:val="tr-TR"/>
+        </w:rPr>
+        <w:t xml:space="preserve">O(s) → 2H</w:t>
+      </w:r>
+      <w:r>
+        <w:rPr>
+          <w:rFonts w:ascii="Times New Roman" w:hAnsi="Times New Roman" w:cs="Times New Roman"/>
+          <w:lang w:val="tr-TR"/>
+          <w:vertAlign w:val="subscript"/>
+        </w:rPr>
+        <w:t xml:space="preserve">2</w:t>
+      </w:r>
+      <w:r>
+        <w:rPr>
+          <w:rFonts w:ascii="Times New Roman" w:hAnsi="Times New Roman" w:cs="Times New Roman"/>
+          <w:lang w:val="tr-TR"/>
+        </w:rPr>
+        <w:t xml:space="preserve">(g) + O</w:t>
+      </w:r>
+      <w:r>
+        <w:rPr>
+          <w:rFonts w:ascii="Times New Roman" w:hAnsi="Times New Roman" w:cs="Times New Roman"/>
+          <w:lang w:val="tr-TR"/>
+          <w:vertAlign w:val="subscript"/>
+        </w:rPr>
+        <w:t xml:space="preserve">2</w:t>
+      </w:r>
+      <w:r>
+        <w:rPr>
+          <w:rFonts w:ascii="Times New Roman" w:hAnsi="Times New Roman" w:cs="Times New Roman"/>
+          <w:lang w:val="tr-TR"/>
+        </w:rPr>
+        <w:t xml:space="preserve">(g)</w:t>
       </w:r>
     </w:p>
     <w:p>
       <w:pPr>
-        <w:jc w:val="center"/>
-        <w:rPr>
-          <w:rFonts w:ascii="Times New Roman" w:hAnsi="Times New Roman" w:cs="Times New Roman"/>
-          <w:lang w:val="tr-TR"/>
-        </w:rPr>
-      </w:pPr>
-      <w:r>
-        <w:rPr>
-          <w:rFonts w:ascii="Times New Roman" w:hAnsi="Times New Roman" w:cs="Times New Roman"/>
-          <w:lang w:val="tr-TR"/>
-        </w:rPr>
-        <w:t xml:space="preserve">Katot (indirgenme):   4H</w:t>
-      </w:r>
-      <w:r>
-        <w:rPr>
-          <w:rFonts w:ascii="Times New Roman" w:hAnsi="Times New Roman" w:cs="Times New Roman"/>
+        <w:jc w:val="both"/>
+        <w:rPr>
+          <w:rFonts w:ascii="Times New Roman" w:hAnsi="Times New Roman" w:cs="Times New Roman"/>
+          <w:lang w:val="tr-TR"/>
+        </w:rPr>
+      </w:pPr>
+      <w:r>
+        <w:rPr>
+          <w:rFonts w:ascii="Times New Roman" w:hAnsi="Times New Roman" w:cs="Times New Roman"/>
+          <w:lang w:val="tr-TR"/>
+        </w:rPr>
+        <w:t xml:space="preserve">Anotta oluşan H</w:t>
+      </w:r>
+      <w:r>
+        <w:rPr>
+          <w:rFonts w:ascii="Times New Roman" w:hAnsi="Times New Roman" w:cs="Times New Roman"/>
+          <w:lang w:val="tr-TR"/>
+          <w:vertAlign w:val="superscript"/>
+        </w:rPr>
+        <w:t xml:space="preserve">+</w:t>
+      </w:r>
+      <w:r>
+        <w:rPr>
+          <w:rFonts w:ascii="Times New Roman" w:hAnsi="Times New Roman" w:cs="Times New Roman"/>
+          <w:lang w:val="tr-TR"/>
+        </w:rPr>
+        <w:t xml:space="preserve"> iyonlarının sayısı katotta harcananlara eşit olduğundan çözeltideki asit miktarı değişmez; net tepkimede yalnızca su harcanır. Net tepkimeye göre aynı sürede oluşan hidrojen gazının mol sayısı, dolayısıyla aynı koşullardaki hacmi, oksijeninkinin iki katıdır. Hücrenin standart potansiyeli E°</w:t>
+      </w:r>
+      <w:r>
+        <w:rPr>
+          <w:rFonts w:ascii="Times New Roman" w:hAnsi="Times New Roman" w:cs="Times New Roman"/>
+          <w:lang w:val="tr-TR"/>
           <w:vertAlign w:val="subscript"/>
-          <w:lang w:val="tr-TR"/>
-        </w:rPr>
-        <w:t xml:space="preserve">2</w:t>
-      </w:r>
-      <w:r>
-        <w:rPr>
-          <w:rFonts w:ascii="Times New Roman" w:hAnsi="Times New Roman" w:cs="Times New Roman"/>
-          <w:lang w:val="tr-TR"/>
-        </w:rPr>
-        <w:t xml:space="preserve">O(s) + 4e</w:t>
-      </w:r>
-      <w:r>
-        <w:rPr>
-          <w:rFonts w:ascii="Times New Roman" w:hAnsi="Times New Roman" w:cs="Times New Roman"/>
+        </w:rPr>
+        <w:t xml:space="preserve">hücre</w:t>
+      </w:r>
+      <w:r>
+        <w:rPr>
+          <w:rFonts w:ascii="Times New Roman" w:hAnsi="Times New Roman" w:cs="Times New Roman"/>
+          <w:lang w:val="tr-TR"/>
+        </w:rPr>
+        <w:t xml:space="preserve"> = 0,00 V − (+1,23 V) = −1,23 V’tur. Bu değer, hidrojen-oksijen yakıt hücresinde gerçekleşen istemli tepkimenin potansiyeliyle aynı büyüklükte ve ters işaretlidir. Bu nedenle suyun elektrolizi kuramsal olarak en az 1,23 V gerektirir; uygulamada gaz çıkışının belirginleşmesi için daha büyük bir gerilim uygulanır. Yenilenebilir enerjiyle elde edilen elektrikle suyun elektrolizi, yeşil hidrojen üretiminin temel yöntemidir.</w:t>
+      </w:r>
+    </w:p>
+    <w:p>
+      <w:pPr>
+        <w:jc w:val="both"/>
+        <w:rPr>
+          <w:rFonts w:ascii="Times New Roman" w:hAnsi="Times New Roman" w:cs="Times New Roman"/>
+          <w:lang w:val="tr-TR"/>
+        </w:rPr>
+      </w:pPr>
+      <w:r>
+        <w:rPr>
+          <w:b/>
+          <w:rFonts w:ascii="Times New Roman" w:hAnsi="Times New Roman" w:cs="Times New Roman"/>
+          <w:lang w:val="tr-TR"/>
+        </w:rPr>
+        <w:t xml:space="preserve">Sulu çözeltilerin elektrolizi:</w:t>
+      </w:r>
+      <w:r>
+        <w:rPr>
+          <w:rFonts w:ascii="Times New Roman" w:hAnsi="Times New Roman" w:cs="Times New Roman"/>
+          <w:lang w:val="tr-TR"/>
+        </w:rPr>
+        <w:t xml:space="preserve"> Bir tuzun sulu çözeltisi elektroliz edildiğinde katotta metal katyonu ile su molekülleri, anotta ise anyon ile su molekülleri indirgenmek ya da yükseltgenmek için yarışır. Peki hangi tür değişime uğrar? Katotta indirgenme potansiyeli daha büyük olan tür indirgenir. Örneğin bakır(II) sülfat çözeltisinin elektrolizinde Cu</w:t>
+      </w:r>
+      <w:r>
+        <w:rPr>
+          <w:rFonts w:ascii="Times New Roman" w:hAnsi="Times New Roman" w:cs="Times New Roman"/>
+          <w:lang w:val="tr-TR"/>
           <w:vertAlign w:val="superscript"/>
-          <w:lang w:val="tr-TR"/>
-        </w:rPr>
-        <w:t xml:space="preserve">−</w:t>
-      </w:r>
-      <w:r>
-        <w:rPr>
-          <w:rFonts w:ascii="Times New Roman" w:hAnsi="Times New Roman" w:cs="Times New Roman"/>
-          <w:lang w:val="tr-TR"/>
-        </w:rPr>
-        <w:t xml:space="preserve"> → 2H</w:t>
-      </w:r>
-      <w:r>
-        <w:rPr>
-          <w:rFonts w:ascii="Times New Roman" w:hAnsi="Times New Roman" w:cs="Times New Roman"/>
-          <w:vertAlign w:val="subscript"/>
-          <w:lang w:val="tr-TR"/>
-        </w:rPr>
-        <w:t xml:space="preserve">2</w:t>
-      </w:r>
-      <w:r>
-        <w:rPr>
-          <w:rFonts w:ascii="Times New Roman" w:hAnsi="Times New Roman" w:cs="Times New Roman"/>
-          <w:lang w:val="tr-TR"/>
-        </w:rPr>
-        <w:t xml:space="preserve">(g) + 4OH</w:t>
-      </w:r>
-      <w:r>
-        <w:rPr>
-          <w:rFonts w:ascii="Times New Roman" w:hAnsi="Times New Roman" w:cs="Times New Roman"/>
+        </w:rPr>
+        <w:t xml:space="preserve">2+</w:t>
+      </w:r>
+      <w:r>
+        <w:rPr>
+          <w:rFonts w:ascii="Times New Roman" w:hAnsi="Times New Roman" w:cs="Times New Roman"/>
+          <w:lang w:val="tr-TR"/>
+        </w:rPr>
+        <w:t xml:space="preserve"> iyonlarının indirgenme potansiyeli (+0,34 V) suyun indirgenme potansiyelinden (−0,83 V) büyük olduğu için katotta bakır metali birikir. Lityum klorür çözeltisinde ise Li</w:t>
+      </w:r>
+      <w:r>
+        <w:rPr>
+          <w:rFonts w:ascii="Times New Roman" w:hAnsi="Times New Roman" w:cs="Times New Roman"/>
+          <w:lang w:val="tr-TR"/>
           <w:vertAlign w:val="superscript"/>
-          <w:lang w:val="tr-TR"/>
-        </w:rPr>
-        <w:t xml:space="preserve">−</w:t>
-      </w:r>
-      <w:r>
-        <w:rPr>
-          <w:rFonts w:ascii="Times New Roman" w:hAnsi="Times New Roman" w:cs="Times New Roman"/>
-          <w:lang w:val="tr-TR"/>
-        </w:rPr>
-        <w:t xml:space="preserve">(suda)</w:t>
-      </w:r>
-      <w:r>
-        <w:rPr>
-          <w:rFonts w:ascii="Times New Roman" w:hAnsi="Times New Roman" w:cs="Times New Roman"/>
-          <w:lang w:val="tr-TR"/>
-        </w:rPr>
-        <w:br/>
-      </w:r>
-      <w:r>
-        <w:rPr>
-          <w:rFonts w:ascii="Times New Roman" w:hAnsi="Times New Roman" w:cs="Times New Roman"/>
-          <w:lang w:val="tr-TR"/>
-        </w:rPr>
-        <w:t xml:space="preserve">Anot (yükseltgenme):   2H</w:t>
-      </w:r>
-      <w:r>
-        <w:rPr>
-          <w:rFonts w:ascii="Times New Roman" w:hAnsi="Times New Roman" w:cs="Times New Roman"/>
-          <w:vertAlign w:val="subscript"/>
-          <w:lang w:val="tr-TR"/>
-        </w:rPr>
-        <w:t xml:space="preserve">2</w:t>
-      </w:r>
-      <w:r>
-        <w:rPr>
-          <w:rFonts w:ascii="Times New Roman" w:hAnsi="Times New Roman" w:cs="Times New Roman"/>
-          <w:lang w:val="tr-TR"/>
-        </w:rPr>
-        <w:t xml:space="preserve">O(s) → O</w:t>
-      </w:r>
-      <w:r>
-        <w:rPr>
-          <w:rFonts w:ascii="Times New Roman" w:hAnsi="Times New Roman" w:cs="Times New Roman"/>
-          <w:vertAlign w:val="subscript"/>
-          <w:lang w:val="tr-TR"/>
-        </w:rPr>
-        <w:t xml:space="preserve">2</w:t>
-      </w:r>
-      <w:r>
-        <w:rPr>
-          <w:rFonts w:ascii="Times New Roman" w:hAnsi="Times New Roman" w:cs="Times New Roman"/>
-          <w:lang w:val="tr-TR"/>
-        </w:rPr>
-        <w:t xml:space="preserve">(g) + 4H</w:t>
-      </w:r>
-      <w:r>
-        <w:rPr>
-          <w:rFonts w:ascii="Times New Roman" w:hAnsi="Times New Roman" w:cs="Times New Roman"/>
-          <w:vertAlign w:val="superscript"/>
-          <w:lang w:val="tr-TR"/>
         </w:rPr>
         <w:t xml:space="preserve">+</w:t>
       </w:r>
@@ -4232,74 +4379,7 @@
           <w:rFonts w:ascii="Times New Roman" w:hAnsi="Times New Roman" w:cs="Times New Roman"/>
           <w:lang w:val="tr-TR"/>
         </w:rPr>
-        <w:t xml:space="preserve">(suda) + 4e</w:t>
-      </w:r>
-      <w:r>
-        <w:rPr>
-          <w:rFonts w:ascii="Times New Roman" w:hAnsi="Times New Roman" w:cs="Times New Roman"/>
-          <w:vertAlign w:val="superscript"/>
-          <w:lang w:val="tr-TR"/>
-        </w:rPr>
-        <w:t xml:space="preserve">−</w:t>
-      </w:r>
-      <w:r>
-        <w:rPr>
-          <w:rFonts w:ascii="Times New Roman" w:hAnsi="Times New Roman" w:cs="Times New Roman"/>
-          <w:lang w:val="tr-TR"/>
-        </w:rPr>
-        <w:br/>
-      </w:r>
-      <w:r>
-        <w:rPr>
-          <w:rFonts w:ascii="Times New Roman" w:hAnsi="Times New Roman" w:cs="Times New Roman"/>
-          <w:lang w:val="tr-TR"/>
-        </w:rPr>
-        <w:t xml:space="preserve">Net tepkime:   2H</w:t>
-      </w:r>
-      <w:r>
-        <w:rPr>
-          <w:rFonts w:ascii="Times New Roman" w:hAnsi="Times New Roman" w:cs="Times New Roman"/>
-          <w:vertAlign w:val="subscript"/>
-          <w:lang w:val="tr-TR"/>
-        </w:rPr>
-        <w:t xml:space="preserve">2</w:t>
-      </w:r>
-      <w:r>
-        <w:rPr>
-          <w:rFonts w:ascii="Times New Roman" w:hAnsi="Times New Roman" w:cs="Times New Roman"/>
-          <w:lang w:val="tr-TR"/>
-        </w:rPr>
-        <w:t xml:space="preserve">O(s) → 2H</w:t>
-      </w:r>
-      <w:r>
-        <w:rPr>
-          <w:rFonts w:ascii="Times New Roman" w:hAnsi="Times New Roman" w:cs="Times New Roman"/>
-          <w:vertAlign w:val="subscript"/>
-          <w:lang w:val="tr-TR"/>
-        </w:rPr>
-        <w:t xml:space="preserve">2</w:t>
-      </w:r>
-      <w:r>
-        <w:rPr>
-          <w:rFonts w:ascii="Times New Roman" w:hAnsi="Times New Roman" w:cs="Times New Roman"/>
-          <w:lang w:val="tr-TR"/>
-        </w:rPr>
-        <w:t xml:space="preserve">(g) + O</w:t>
-      </w:r>
-      <w:r>
-        <w:rPr>
-          <w:rFonts w:ascii="Times New Roman" w:hAnsi="Times New Roman" w:cs="Times New Roman"/>
-          <w:vertAlign w:val="subscript"/>
-          <w:lang w:val="tr-TR"/>
-        </w:rPr>
-        <w:t xml:space="preserve">2</w:t>
-      </w:r>
-      <w:r>
-        <w:rPr>
-          <w:rFonts w:ascii="Times New Roman" w:hAnsi="Times New Roman" w:cs="Times New Roman"/>
-          <w:lang w:val="tr-TR"/>
-        </w:rPr>
-        <w:t xml:space="preserve">(g)</w:t>
+        <w:t xml:space="preserve"> iyonlarının indirgenme potansiyeli (−3,04 V) çok küçük olduğundan katotta su indirgenir; bu nedenle lityum gibi aktif metaller sulu çözeltilerinin elektroliziyle elde edilemez, ergimiş tuzlarının elektroliziyle üretilir. Anotta ise yükseltgenme eğilimi daha büyük olan, yani indirgenme potansiyeli daha küçük olan tür yükseltgenir. Standart potansiyellere dayanan bu karşılaştırma bir ön tahmindir; çözeltinin derişimi ve elektrot yüzeyindeki tepkimelerin hızı da hangi türün değişime uğrayacağını etkiler. Örneğin standart potansiyellere göre anotta oksijen oluşması beklenirken derişik NaCl çözeltisinin elektrolizinde anotta klor gazı açığa çıkar.</w:t>
       </w:r>
     </w:p>
     <w:p>
@@ -4315,108 +4395,7 @@
           <w:rFonts w:ascii="Times New Roman" w:hAnsi="Times New Roman" w:cs="Times New Roman"/>
           <w:lang w:val="tr-TR"/>
         </w:rPr>
-        <w:t xml:space="preserve">Elektrotların çevresinde oluşan H</w:t>
-      </w:r>
-      <w:r>
-        <w:rPr>
-          <w:rFonts w:ascii="Times New Roman" w:hAnsi="Times New Roman" w:cs="Times New Roman"/>
-          <w:vertAlign w:val="superscript"/>
-          <w:lang w:val="tr-TR"/>
-        </w:rPr>
-        <w:t xml:space="preserve">+</w:t>
-      </w:r>
-      <w:r>
-        <w:rPr>
-          <w:rFonts w:ascii="Times New Roman" w:hAnsi="Times New Roman" w:cs="Times New Roman"/>
-          <w:lang w:val="tr-TR"/>
-        </w:rPr>
-        <w:t xml:space="preserve"> ve OH</w:t>
-      </w:r>
-      <w:r>
-        <w:rPr>
-          <w:rFonts w:ascii="Times New Roman" w:hAnsi="Times New Roman" w:cs="Times New Roman"/>
-          <w:vertAlign w:val="superscript"/>
-          <w:lang w:val="tr-TR"/>
-        </w:rPr>
-        <w:t xml:space="preserve">−</w:t>
-      </w:r>
-      <w:r>
-        <w:rPr>
-          <w:rFonts w:ascii="Times New Roman" w:hAnsi="Times New Roman" w:cs="Times New Roman"/>
-          <w:lang w:val="tr-TR"/>
-        </w:rPr>
-        <w:t xml:space="preserve"> iyonları çözelti karıştırıldığında birleşerek yeniden su oluşturur. Bu nedenle net tepkimede yalnızca su harcanır. Etkinliğin 1. Aşamasında hidrojen-oksijen yakıt hücresinin potansiyelini +1,23 V olarak buldunuz. Suyun elektrolizi bu tepkimenin tersi olduğundan standart hücre potansiyeli −1,23 V’tur ve kuramsal olarak en az 1,23 V’luk gerilim gerektirir. Yenilenebilir enerjiyle elde edilen elektrikle suyun elektrolizi, yeşil hidrojen üretiminin temel yöntemidir.</w:t>
-      </w:r>
-    </w:p>
-    <w:p>
-      <w:pPr>
-        <w:jc w:val="both"/>
-        <w:rPr>
-          <w:rFonts w:ascii="Times New Roman" w:hAnsi="Times New Roman" w:cs="Times New Roman"/>
-          <w:lang w:val="tr-TR"/>
-        </w:rPr>
-      </w:pPr>
-      <w:r>
-        <w:rPr>
-          <w:rFonts w:ascii="Times New Roman" w:hAnsi="Times New Roman" w:cs="Times New Roman"/>
-          <w:b/>
-          <w:bCs/>
-          <w:lang w:val="tr-TR"/>
-        </w:rPr>
-        <w:t xml:space="preserve">Sulu çözeltilerin elektrolizi:</w:t>
-      </w:r>
-      <w:r>
-        <w:rPr>
-          <w:rFonts w:ascii="Times New Roman" w:hAnsi="Times New Roman" w:cs="Times New Roman"/>
-          <w:lang w:val="tr-TR"/>
-        </w:rPr>
-        <w:t xml:space="preserve"> Bir tuzun sulu çözeltisi elektroliz edildiğinde katotta metal katyonu ile su molekülleri, anotta ise anyon ile su molekülleri indirgenmek ya da yükseltgenmek için yarışır. Peki hangi tür değişime uğrar? Katotta indirgenme potansiyeli daha büyük olan tür indirgenir. Örneğin bakır(II) sülfat çözeltisinin elektrolizinde Cu</w:t>
-      </w:r>
-      <w:r>
-        <w:rPr>
-          <w:rFonts w:ascii="Times New Roman" w:hAnsi="Times New Roman" w:cs="Times New Roman"/>
-          <w:vertAlign w:val="superscript"/>
-          <w:lang w:val="tr-TR"/>
-        </w:rPr>
-        <w:t xml:space="preserve">2+</w:t>
-      </w:r>
-      <w:r>
-        <w:rPr>
-          <w:rFonts w:ascii="Times New Roman" w:hAnsi="Times New Roman" w:cs="Times New Roman"/>
-          <w:lang w:val="tr-TR"/>
-        </w:rPr>
-        <w:t xml:space="preserve"> iyonlarının indirgenme potansiyeli (+0,34 V) suyun indirgenme potansiyelinden (−0,83 V) büyük olduğu için katotta bakır metali birikir. Sodyum sülfat çözeltisinde ise Na</w:t>
-      </w:r>
-      <w:r>
-        <w:rPr>
-          <w:rFonts w:ascii="Times New Roman" w:hAnsi="Times New Roman" w:cs="Times New Roman"/>
-          <w:vertAlign w:val="superscript"/>
-          <w:lang w:val="tr-TR"/>
-        </w:rPr>
-        <w:t xml:space="preserve">+</w:t>
-      </w:r>
-      <w:r>
-        <w:rPr>
-          <w:rFonts w:ascii="Times New Roman" w:hAnsi="Times New Roman" w:cs="Times New Roman"/>
-          <w:lang w:val="tr-TR"/>
-        </w:rPr>
-        <w:t xml:space="preserve"> iyonlarının indirgenme potansiyeli (−2,71 V) çok küçük olduğundan katotta su indirgenir; bu nedenle aktif metaller sulu çözeltilerinin elektroliziyle elde edilemez.</w:t>
-      </w:r>
-    </w:p>
-    <w:p>
-      <w:pPr>
-        <w:jc w:val="both"/>
-        <w:rPr>
-          <w:rFonts w:ascii="Times New Roman" w:hAnsi="Times New Roman" w:cs="Times New Roman"/>
-          <w:lang w:val="tr-TR"/>
-        </w:rPr>
-      </w:pPr>
-      <w:r>
-        <w:rPr>
-          <w:rFonts w:ascii="Times New Roman" w:hAnsi="Times New Roman" w:cs="Times New Roman"/>
-          <w:lang w:val="tr-TR"/>
-        </w:rPr>
-        <w:t xml:space="preserve">Etkinliğin son aşamasında hazırladığınız Venn şemasını Tablo A ile karşılaştırınız.</w:t>
+        <w:t xml:space="preserve">Galvanik ve elektrolitik hücrelerin ortak ve farklı özellikleri Tablo A’da karşılaştırılmıştır.</w:t>
       </w:r>
     </w:p>
     <w:p>
@@ -5499,13 +5478,28 @@
           <w:rFonts w:ascii="Times New Roman" w:hAnsi="Times New Roman" w:cs="Times New Roman"/>
           <w:lang w:val="tr-TR"/>
         </w:rPr>
-        <w:t xml:space="preserve">Şarj edilebilir bir çinko-bakır pili boşalırken Zn(k) + Cu</w:t>
-      </w:r>
-      <w:r>
-        <w:rPr>
-          <w:rFonts w:ascii="Times New Roman" w:hAnsi="Times New Roman" w:cs="Times New Roman"/>
+        <w:t xml:space="preserve">Büyük ölçekli enerji depolamada kullanılan şarj edilebilir çinko-brom pili boşalırken Zn(k) + Br</w:t>
+      </w:r>
+      <w:r>
+        <w:rPr>
+          <w:rFonts w:ascii="Times New Roman" w:hAnsi="Times New Roman" w:cs="Times New Roman"/>
+          <w:lang w:val="tr-TR"/>
+          <w:vertAlign w:val="subscript"/>
+        </w:rPr>
+        <w:t xml:space="preserve">2</w:t>
+      </w:r>
+      <w:r>
+        <w:rPr>
+          <w:rFonts w:ascii="Times New Roman" w:hAnsi="Times New Roman" w:cs="Times New Roman"/>
+          <w:lang w:val="tr-TR"/>
+        </w:rPr>
+        <w:t xml:space="preserve">(s) → Zn</w:t>
+      </w:r>
+      <w:r>
+        <w:rPr>
+          <w:rFonts w:ascii="Times New Roman" w:hAnsi="Times New Roman" w:cs="Times New Roman"/>
+          <w:lang w:val="tr-TR"/>
           <w:vertAlign w:val="superscript"/>
-          <w:lang w:val="tr-TR"/>
         </w:rPr>
         <w:t xml:space="preserve">2+</w:t>
       </w:r>
@@ -5514,13 +5508,28 @@
           <w:rFonts w:ascii="Times New Roman" w:hAnsi="Times New Roman" w:cs="Times New Roman"/>
           <w:lang w:val="tr-TR"/>
         </w:rPr>
-        <w:t xml:space="preserve">(suda) → Zn</w:t>
-      </w:r>
-      <w:r>
-        <w:rPr>
-          <w:rFonts w:ascii="Times New Roman" w:hAnsi="Times New Roman" w:cs="Times New Roman"/>
+        <w:t xml:space="preserve">(suda) + 2Br</w:t>
+      </w:r>
+      <w:r>
+        <w:rPr>
+          <w:rFonts w:ascii="Times New Roman" w:hAnsi="Times New Roman" w:cs="Times New Roman"/>
+          <w:lang w:val="tr-TR"/>
           <w:vertAlign w:val="superscript"/>
-          <w:lang w:val="tr-TR"/>
+        </w:rPr>
+        <w:t xml:space="preserve">−</w:t>
+      </w:r>
+      <w:r>
+        <w:rPr>
+          <w:rFonts w:ascii="Times New Roman" w:hAnsi="Times New Roman" w:cs="Times New Roman"/>
+          <w:lang w:val="tr-TR"/>
+        </w:rPr>
+        <w:t xml:space="preserve">(suda) tepkimesi gerçekleşmektedir. Pil şarj edilirken hangi elektrotta yükseltgenme, hangisinde indirgenme gerçekleşir? Bu elektrotlar güç kaynağının hangi kutuplarına bağlanmalıdır? Şarj için gereken kuramsal en küçük gerilim kaç volttur? (Zn</w:t>
+      </w:r>
+      <w:r>
+        <w:rPr>
+          <w:rFonts w:ascii="Times New Roman" w:hAnsi="Times New Roman" w:cs="Times New Roman"/>
+          <w:lang w:val="tr-TR"/>
+          <w:vertAlign w:val="superscript"/>
         </w:rPr>
         <w:t xml:space="preserve">2+</w:t>
       </w:r>
@@ -5529,37 +5538,37 @@
           <w:rFonts w:ascii="Times New Roman" w:hAnsi="Times New Roman" w:cs="Times New Roman"/>
           <w:lang w:val="tr-TR"/>
         </w:rPr>
-        <w:t xml:space="preserve">(suda) + Cu(k) tepkimesi gerçekleşmektedir. Pil şarj edilirken hangi elektrot anot, hangisi katot olur? Elektrotlar güç kaynağının hangi kutuplarına bağlanmalıdır? Şarj için gereken kuramsal en küçük gerilim kaç volttur? (Zn</w:t>
-      </w:r>
-      <w:r>
-        <w:rPr>
-          <w:rFonts w:ascii="Times New Roman" w:hAnsi="Times New Roman" w:cs="Times New Roman"/>
+        <w:t xml:space="preserve">/Zn: E° = −0,76 V; Br</w:t>
+      </w:r>
+      <w:r>
+        <w:rPr>
+          <w:rFonts w:ascii="Times New Roman" w:hAnsi="Times New Roman" w:cs="Times New Roman"/>
+          <w:lang w:val="tr-TR"/>
+          <w:vertAlign w:val="subscript"/>
+        </w:rPr>
+        <w:t xml:space="preserve">2</w:t>
+      </w:r>
+      <w:r>
+        <w:rPr>
+          <w:rFonts w:ascii="Times New Roman" w:hAnsi="Times New Roman" w:cs="Times New Roman"/>
+          <w:lang w:val="tr-TR"/>
+        </w:rPr>
+        <w:t xml:space="preserve">/Br</w:t>
+      </w:r>
+      <w:r>
+        <w:rPr>
+          <w:rFonts w:ascii="Times New Roman" w:hAnsi="Times New Roman" w:cs="Times New Roman"/>
+          <w:lang w:val="tr-TR"/>
           <w:vertAlign w:val="superscript"/>
-          <w:lang w:val="tr-TR"/>
-        </w:rPr>
-        <w:t xml:space="preserve">2+</w:t>
-      </w:r>
-      <w:r>
-        <w:rPr>
-          <w:rFonts w:ascii="Times New Roman" w:hAnsi="Times New Roman" w:cs="Times New Roman"/>
-          <w:lang w:val="tr-TR"/>
-        </w:rPr>
-        <w:t xml:space="preserve">/Zn: E° = −0,76 V; Cu</w:t>
-      </w:r>
-      <w:r>
-        <w:rPr>
-          <w:rFonts w:ascii="Times New Roman" w:hAnsi="Times New Roman" w:cs="Times New Roman"/>
-          <w:vertAlign w:val="superscript"/>
-          <w:lang w:val="tr-TR"/>
-        </w:rPr>
-        <w:t xml:space="preserve">2+</w:t>
-      </w:r>
-      <w:r>
-        <w:rPr>
-          <w:rFonts w:ascii="Times New Roman" w:hAnsi="Times New Roman" w:cs="Times New Roman"/>
-          <w:lang w:val="tr-TR"/>
-        </w:rPr>
-        <w:t xml:space="preserve">/Cu: E° = +0,34 V)</w:t>
+        </w:rPr>
+        <w:t xml:space="preserve">−</w:t>
+      </w:r>
+      <w:r>
+        <w:rPr>
+          <w:rFonts w:ascii="Times New Roman" w:hAnsi="Times New Roman" w:cs="Times New Roman"/>
+          <w:lang w:val="tr-TR"/>
+        </w:rPr>
+        <w:t xml:space="preserve">: E° = +1,07 V)</w:t>
       </w:r>
     </w:p>
     <w:p>
@@ -5593,13 +5602,13 @@
           <w:rFonts w:ascii="Times New Roman" w:hAnsi="Times New Roman" w:cs="Times New Roman"/>
           <w:lang w:val="tr-TR"/>
         </w:rPr>
-        <w:t xml:space="preserve">Şarj sırasında boşalma tepkimesinin tersi gerçekleşir: Cu(k) + Zn</w:t>
-      </w:r>
-      <w:r>
-        <w:rPr>
-          <w:rFonts w:ascii="Times New Roman" w:hAnsi="Times New Roman" w:cs="Times New Roman"/>
+        <w:t xml:space="preserve">Şarj sırasında boşalma tepkimesinin tersi gerçekleşir: Zn</w:t>
+      </w:r>
+      <w:r>
+        <w:rPr>
+          <w:rFonts w:ascii="Times New Roman" w:hAnsi="Times New Roman" w:cs="Times New Roman"/>
+          <w:lang w:val="tr-TR"/>
           <w:vertAlign w:val="superscript"/>
-          <w:lang w:val="tr-TR"/>
         </w:rPr>
         <w:t xml:space="preserve">2+</w:t>
       </w:r>
@@ -5608,13 +5617,74 @@
           <w:rFonts w:ascii="Times New Roman" w:hAnsi="Times New Roman" w:cs="Times New Roman"/>
           <w:lang w:val="tr-TR"/>
         </w:rPr>
-        <w:t xml:space="preserve">(suda) → Cu</w:t>
-      </w:r>
-      <w:r>
-        <w:rPr>
-          <w:rFonts w:ascii="Times New Roman" w:hAnsi="Times New Roman" w:cs="Times New Roman"/>
+        <w:t xml:space="preserve">(suda) + 2Br</w:t>
+      </w:r>
+      <w:r>
+        <w:rPr>
+          <w:rFonts w:ascii="Times New Roman" w:hAnsi="Times New Roman" w:cs="Times New Roman"/>
+          <w:lang w:val="tr-TR"/>
           <w:vertAlign w:val="superscript"/>
-          <w:lang w:val="tr-TR"/>
+        </w:rPr>
+        <w:t xml:space="preserve">−</w:t>
+      </w:r>
+      <w:r>
+        <w:rPr>
+          <w:rFonts w:ascii="Times New Roman" w:hAnsi="Times New Roman" w:cs="Times New Roman"/>
+          <w:lang w:val="tr-TR"/>
+        </w:rPr>
+        <w:t xml:space="preserve">(suda) → Zn(k) + Br</w:t>
+      </w:r>
+      <w:r>
+        <w:rPr>
+          <w:rFonts w:ascii="Times New Roman" w:hAnsi="Times New Roman" w:cs="Times New Roman"/>
+          <w:lang w:val="tr-TR"/>
+          <w:vertAlign w:val="subscript"/>
+        </w:rPr>
+        <w:t xml:space="preserve">2</w:t>
+      </w:r>
+      <w:r>
+        <w:rPr>
+          <w:rFonts w:ascii="Times New Roman" w:hAnsi="Times New Roman" w:cs="Times New Roman"/>
+          <w:lang w:val="tr-TR"/>
+        </w:rPr>
+        <w:t xml:space="preserve">(s)</w:t>
+      </w:r>
+    </w:p>
+    <w:p>
+      <w:pPr>
+        <w:jc w:val="both"/>
+        <w:rPr>
+          <w:rFonts w:ascii="Times New Roman" w:hAnsi="Times New Roman" w:cs="Times New Roman"/>
+          <w:lang w:val="tr-TR"/>
+        </w:rPr>
+      </w:pPr>
+      <w:r>
+        <w:rPr>
+          <w:rFonts w:ascii="Times New Roman" w:hAnsi="Times New Roman" w:cs="Times New Roman"/>
+          <w:lang w:val="tr-TR"/>
+        </w:rPr>
+        <w:t xml:space="preserve">Br</w:t>
+      </w:r>
+      <w:r>
+        <w:rPr>
+          <w:rFonts w:ascii="Times New Roman" w:hAnsi="Times New Roman" w:cs="Times New Roman"/>
+          <w:lang w:val="tr-TR"/>
+          <w:vertAlign w:val="superscript"/>
+        </w:rPr>
+        <w:t xml:space="preserve">−</w:t>
+      </w:r>
+      <w:r>
+        <w:rPr>
+          <w:rFonts w:ascii="Times New Roman" w:hAnsi="Times New Roman" w:cs="Times New Roman"/>
+          <w:lang w:val="tr-TR"/>
+        </w:rPr>
+        <w:t xml:space="preserve"> iyonlarının yükseltgendiği elektrot anottur ve güç kaynağının (+) kutbuna bağlanır. Zn</w:t>
+      </w:r>
+      <w:r>
+        <w:rPr>
+          <w:rFonts w:ascii="Times New Roman" w:hAnsi="Times New Roman" w:cs="Times New Roman"/>
+          <w:lang w:val="tr-TR"/>
+          <w:vertAlign w:val="superscript"/>
         </w:rPr>
         <w:t xml:space="preserve">2+</w:t>
       </w:r>
@@ -5623,7 +5693,7 @@
           <w:rFonts w:ascii="Times New Roman" w:hAnsi="Times New Roman" w:cs="Times New Roman"/>
           <w:lang w:val="tr-TR"/>
         </w:rPr>
-        <w:t xml:space="preserve">(suda) + Zn(k)</w:t>
+        <w:t xml:space="preserve"> iyonlarının indirgenerek çinko olarak biriktiği elektrot katottur ve güç kaynağının (−) kutbuna bağlanır.</w:t>
       </w:r>
     </w:p>
     <w:p>
@@ -5639,44 +5709,13 @@
           <w:rFonts w:ascii="Times New Roman" w:hAnsi="Times New Roman" w:cs="Times New Roman"/>
           <w:lang w:val="tr-TR"/>
         </w:rPr>
-        <w:t xml:space="preserve">Bakır yükseltgendiği için bakır elektrot anottur ve güç kaynağının (+) kutbuna bağlanır. Zn</w:t>
-      </w:r>
-      <w:r>
-        <w:rPr>
-          <w:rFonts w:ascii="Times New Roman" w:hAnsi="Times New Roman" w:cs="Times New Roman"/>
-          <w:vertAlign w:val="superscript"/>
-          <w:lang w:val="tr-TR"/>
-        </w:rPr>
-        <w:t xml:space="preserve">2+</w:t>
-      </w:r>
-      <w:r>
-        <w:rPr>
-          <w:rFonts w:ascii="Times New Roman" w:hAnsi="Times New Roman" w:cs="Times New Roman"/>
-          <w:lang w:val="tr-TR"/>
-        </w:rPr>
-        <w:t xml:space="preserve"> iyonları indirgendiği için çinko elektrot katottur ve güç kaynağının (−) kutbuna bağlanır.</w:t>
-      </w:r>
-    </w:p>
-    <w:p>
-      <w:pPr>
-        <w:jc w:val="both"/>
-        <w:rPr>
-          <w:rFonts w:ascii="Times New Roman" w:hAnsi="Times New Roman" w:cs="Times New Roman"/>
-          <w:lang w:val="tr-TR"/>
-        </w:rPr>
-      </w:pPr>
-      <w:r>
-        <w:rPr>
-          <w:rFonts w:ascii="Times New Roman" w:hAnsi="Times New Roman" w:cs="Times New Roman"/>
-          <w:lang w:val="tr-TR"/>
-        </w:rPr>
         <w:t xml:space="preserve">E°</w:t>
       </w:r>
       <w:r>
         <w:rPr>
           <w:rFonts w:ascii="Times New Roman" w:hAnsi="Times New Roman" w:cs="Times New Roman"/>
+          <w:lang w:val="tr-TR"/>
           <w:vertAlign w:val="subscript"/>
-          <w:lang w:val="tr-TR"/>
         </w:rPr>
         <w:t xml:space="preserve">hücre</w:t>
       </w:r>
@@ -5690,8 +5729,8 @@
       <w:r>
         <w:rPr>
           <w:rFonts w:ascii="Times New Roman" w:hAnsi="Times New Roman" w:cs="Times New Roman"/>
+          <w:lang w:val="tr-TR"/>
           <w:vertAlign w:val="subscript"/>
-          <w:lang w:val="tr-TR"/>
         </w:rPr>
         <w:t xml:space="preserve">katot</w:t>
       </w:r>
@@ -5705,8 +5744,8 @@
       <w:r>
         <w:rPr>
           <w:rFonts w:ascii="Times New Roman" w:hAnsi="Times New Roman" w:cs="Times New Roman"/>
+          <w:lang w:val="tr-TR"/>
           <w:vertAlign w:val="subscript"/>
-          <w:lang w:val="tr-TR"/>
         </w:rPr>
         <w:t xml:space="preserve">anot</w:t>
       </w:r>
@@ -5715,7 +5754,7 @@
           <w:rFonts w:ascii="Times New Roman" w:hAnsi="Times New Roman" w:cs="Times New Roman"/>
           <w:lang w:val="tr-TR"/>
         </w:rPr>
-        <w:t xml:space="preserve"> = −0,76 V − (+0,34 V) = −1,10 V. Şarj için kuramsal olarak en az 1,10 V gerekir.</w:t>
+        <w:t xml:space="preserve"> = −0,76 V − (+1,07 V) = −1,83 V. Şarj için kuramsal olarak en az 1,83 V gerekir.</w:t>
       </w:r>
     </w:p>
     <w:p>
@@ -6230,7 +6269,37 @@
           <w:rFonts w:ascii="Times New Roman" w:hAnsi="Times New Roman" w:cs="Times New Roman"/>
           <w:lang w:val="tr-TR"/>
         </w:rPr>
-        <w:t xml:space="preserve">Suyun elektrolizinde katotta 30 mL gaz toplandığında anotta aynı koşullarda kaç mL gaz toplanır? Katot çevresine birkaç damla fenolftalein eklenirse nasıl bir renk değişimi gözlenir? Gerekçelendiriniz.</w:t>
+        <w:t xml:space="preserve">Potasyum nitrat (KNO</w:t>
+      </w:r>
+      <w:r>
+        <w:rPr>
+          <w:rFonts w:ascii="Times New Roman" w:hAnsi="Times New Roman" w:cs="Times New Roman"/>
+          <w:lang w:val="tr-TR"/>
+          <w:vertAlign w:val="subscript"/>
+        </w:rPr>
+        <w:t xml:space="preserve">3</w:t>
+      </w:r>
+      <w:r>
+        <w:rPr>
+          <w:rFonts w:ascii="Times New Roman" w:hAnsi="Times New Roman" w:cs="Times New Roman"/>
+          <w:lang w:val="tr-TR"/>
+        </w:rPr>
+        <w:t xml:space="preserve">) çözeltisi inert elektrotlarla elektroliz edildiğinde katotta 30 mL gaz toplanıyor. Katotta K</w:t>
+      </w:r>
+      <w:r>
+        <w:rPr>
+          <w:rFonts w:ascii="Times New Roman" w:hAnsi="Times New Roman" w:cs="Times New Roman"/>
+          <w:lang w:val="tr-TR"/>
+          <w:vertAlign w:val="superscript"/>
+        </w:rPr>
+        <w:t xml:space="preserve">+</w:t>
+      </w:r>
+      <w:r>
+        <w:rPr>
+          <w:rFonts w:ascii="Times New Roman" w:hAnsi="Times New Roman" w:cs="Times New Roman"/>
+          <w:lang w:val="tr-TR"/>
+        </w:rPr>
+        <w:t xml:space="preserve"> iyonlarının neden indirgenmediğini açıklayınız. Anotta aynı koşullarda kaç mL gaz toplanır? Katot çevresine birkaç damla fenolftalein eklenirse nasıl bir renk değişimi gözlenir? Gerekçelendiriniz.</w:t>
       </w:r>
     </w:p>
     <w:tbl>

--- a/Kim12-1-6-Elektrolitik-Hucreler.docx
+++ b/Kim12-1-6-Elektrolitik-Hucreler.docx
@@ -328,7 +328,7 @@
           <w:highlight w:val="yellow"/>
           <w:lang w:val="tr-TR"/>
         </w:rPr>
-        <w:t xml:space="preserve">Güvenlik uyarıları Kimya9/10 kitabından alınsın; suyun elektrolizi öğretmen gösterisi olarak yapılırsa düşük gerilimli (en fazla 9 V) doğru akım kaynağı kullanılsın, oluşan gazlar alevle denenmesin; ergimiş tuz elektrolizi yalnızca görsel/animasyon üzerinden incelenecektir.</w:t>
+        <w:t xml:space="preserve">Etkinlik başlığının yanına Kimya10 kitabındaki “Temel Uyarı ve Güvenlik İşaretleri” sayfasından şu işaretler konulsun: GÖZLÜK KULLAN, ELEKTRİK UYARISI, YANICI MADDE, KIRILABİLİR CAM UYARISI. Ek uyarılar: Suyun elektrolizi öğretmen gösterisi olarak yapılırsa düşük gerilimli (en fazla 9 V) doğru akım kaynağı kullanılmalı, oluşan gazlar alevle denenmemelidir. Ergimiş tuz elektrolizi yalnızca görsel/animasyon üzerinden incelenecektir.</w:t>
       </w:r>
     </w:p>
     <w:p>

--- a/Kim12-1-6-Elektrolitik-Hucreler.docx
+++ b/Kim12-1-6-Elektrolitik-Hucreler.docx
@@ -262,7 +262,7 @@
           <w:rFonts w:ascii="Times New Roman" w:hAnsi="Times New Roman" w:cs="Times New Roman"/>
           <w:lang w:val="tr-TR"/>
         </w:rPr>
-        <w:t xml:space="preserve">Bir etkinlik yaparak keşfediniz. Analiz ve Keşif Atölyesi 1.6.’da bilimsel gözlemlere dayalı tahminde bulunacaksınız: İstemli tepkimelerin ters yönde gerçekleşebilmesi için gerekli şartlara ilişkin önermeler oluşturacak, bu önermelerden gözleme dayalı olanları olmayanlardan ayıracak, ergimiş bir tuzun ve suyun elektrolizini gösteren görsellerden sonuç çıkaracak, doğrudan göremediğiniz elektron, akım ve iyon hareketleri hakkında tahminlerde bulunacak ve tahminlerinizin geçerliğini bilimsel bilgilere dayanarak sorgulayacaksınız. Ön bilgilerinizi arkadaşlarınızla paylaşırken sorumluluk alacak, sınıf içi tartışmalarda arkadaşlarınızın duygu ve düşüncelerini anlamaya çalışacak, farklı bakış açılarını kabul ederek dostluk, mütevazılık ve saygı değerlerini sergileyeceksiniz. Edindiğiniz bilgileri eleştirel bir bakışla değerlendirmeniz araştırmacı ve sorgulayıcı bir tutum geliştirmenize katkı sağlayacaktır.</w:t>
+        <w:t xml:space="preserve">Bu sorunun cevabını bir etkinlik yaparak keşfediniz. Analiz ve Keşif Atölyesi 1.6.’da bilimsel gözlemlere dayalı tahminde bulunacaksınız: İstemli tepkimelerin ters yönde gerçekleşebilmesi için gerekli şartlara ilişkin önermeler oluşturacak, bu önermelerden gözleme dayalı olanları olmayanlardan ayıracak, ergimiş bir tuzun ve suyun elektrolizini gösteren görsellerden sonuç çıkaracak, doğrudan göremediğiniz elektron, akım ve iyon hareketleri hakkında tahminlerde bulunacak ve tahminlerinizin geçerliğini bilimsel bilgilere dayanarak sorgulayacaksınız. Ön bilgilerinizi arkadaşlarınızla paylaşırken sorumluluk alacak, sınıf içi tartışmalarda arkadaşlarınızın duygu ve düşüncelerini anlamaya çalışacak, farklı bakış açılarını kabul ederek dostluk, mütevazılık ve saygı değerlerini sergileyeceksiniz. Edindiğiniz bilgileri eleştirel bir bakışla değerlendirmeniz araştırmacı ve sorgulayıcı bir tutum geliştirmenize katkı sağlayacaktır.</w:t>
       </w:r>
     </w:p>
     <w:p>

--- a/Kim12-1-6-Elektrolitik-Hucreler.docx
+++ b/Kim12-1-6-Elektrolitik-Hucreler.docx
@@ -3210,7 +3210,7 @@
       <w:r>
         <w:drawing>
           <wp:inline distT="0" distB="0" distL="0" distR="0">
-            <wp:extent cx="4680000" cy="2677500"/>
+            <wp:extent cx="4733553" cy="2718821"/>
             <wp:docPr id="900004" name="Grafik 900004" descr="Boş Venn şeması"/>
             <wp:cNvGraphicFramePr>
               <a:graphicFrameLocks noChangeAspect="1"/>
@@ -3231,7 +3231,7 @@
                   <pic:spPr>
                     <a:xfrm>
                       <a:off x="0" y="0"/>
-                      <a:ext cx="4680000" cy="2677500"/>
+                      <a:ext cx="4733553" cy="2718821"/>
                     </a:xfrm>
                     <a:prstGeom prst="rect">
                       <a:avLst/>
@@ -3568,7 +3568,7 @@
       <w:r>
         <w:drawing>
           <wp:inline distT="0" distB="0" distL="0" distR="0">
-            <wp:extent cx="4680000" cy="3752984"/>
+            <wp:extent cx="3678943" cy="2944373"/>
             <wp:docPr id="900006" name="Grafik 900006" descr="Ergimiş LiCl elektroliz modeli"/>
             <wp:cNvGraphicFramePr>
               <a:graphicFrameLocks noChangeAspect="1"/>
@@ -3589,7 +3589,7 @@
                   <pic:spPr>
                     <a:xfrm>
                       <a:off x="0" y="0"/>
-                      <a:ext cx="4680000" cy="3752984"/>
+                      <a:ext cx="3678943" cy="2944373"/>
                     </a:xfrm>
                     <a:prstGeom prst="rect">
                       <a:avLst/>

--- a/Kim12-1-6-Elektrolitik-Hucreler.docx
+++ b/Kim12-1-6-Elektrolitik-Hucreler.docx
@@ -1857,7 +1857,7 @@
       <w:r>
         <w:drawing>
           <wp:inline distT="0" distB="0" distL="0" distR="0">
-            <wp:extent cx="4680000" cy="3447420"/>
+            <wp:extent cx="4733553" cy="3057150"/>
             <wp:docPr id="900001" name="Grafik 900001" descr="Ergimiş NaCl elektrolizi"/>
             <wp:cNvGraphicFramePr>
               <a:graphicFrameLocks noChangeAspect="1"/>
@@ -1878,7 +1878,7 @@
                   <pic:spPr>
                     <a:xfrm>
                       <a:off x="0" y="0"/>
-                      <a:ext cx="4680000" cy="3447420"/>
+                      <a:ext cx="4733553" cy="3057150"/>
                     </a:xfrm>
                     <a:prstGeom prst="rect">
                       <a:avLst/>
@@ -1918,7 +1918,7 @@
       <w:r>
         <w:drawing>
           <wp:inline distT="0" distB="0" distL="0" distR="0">
-            <wp:extent cx="4680000" cy="3741428"/>
+            <wp:extent cx="4733553" cy="3864871"/>
             <wp:docPr id="900002" name="Grafik 900002" descr="Suyun elektrolizi"/>
             <wp:cNvGraphicFramePr>
               <a:graphicFrameLocks noChangeAspect="1"/>
@@ -1939,7 +1939,7 @@
                   <pic:spPr>
                     <a:xfrm>
                       <a:off x="0" y="0"/>
-                      <a:ext cx="4680000" cy="3741428"/>
+                      <a:ext cx="4733553" cy="3864871"/>
                     </a:xfrm>
                     <a:prstGeom prst="rect">
                       <a:avLst/>

--- a/Kim12-1-6-Elektrolitik-Hucreler.docx
+++ b/Kim12-1-6-Elektrolitik-Hucreler.docx
@@ -39,99 +39,73 @@
         <w:t xml:space="preserve">Akşam eve geldiğinizde telefonunuzu şarja takarsınız (Görsel A). Gün boyunca telefonun içindeki pilde istemli bir indirgenme-yükseltgenme tepkimesi gerçekleşmiş ve kimyasal enerji elektrik enerjisine dönüşmüştür. Şarj sırasında ise pil yeniden kullanılabilir hâle gelir. Önceki konularda galvanik hücrelerde istemli tepkimelerin kendiliğinden gerçekleştiğini ve pozitif bir hücre potansiyeli oluşturduğunu gördünüz. Peki istemli bir tepkimenin tersini gerçekleştirmek mümkün müdür? Doğada yalnızca bileşikleri hâlinde bulunan sodyum, alüminyum gibi aktif metaller ve klor gazı nasıl elde edilir (Görsel B)? Bir tepkimeyi kendiliğinden gerçekleşmediği yönde yürütmek için hangi şartların sağlanması gerekir?</w:t>
       </w:r>
     </w:p>
-    <w:tbl>
-      <w:tblPr>
-        <w:tblW w:w="9000" w:type="dxa"/>
+    <w:p>
+      <w:pPr>
         <w:jc w:val="center"/>
-        <w:tblBorders>
-          <w:top w:val="single" w:sz="8" w:space="0" w:color="7F7F7F"/>
-          <w:left w:val="single" w:sz="8" w:space="0" w:color="7F7F7F"/>
-          <w:bottom w:val="single" w:sz="8" w:space="0" w:color="7F7F7F"/>
-          <w:right w:val="single" w:sz="8" w:space="0" w:color="7F7F7F"/>
-        </w:tblBorders>
-      </w:tblPr>
-      <w:tblGrid>
-        <w:gridCol w:w="9000"/>
-      </w:tblGrid>
-      <w:tr>
-        <w:tc>
-          <w:tcPr>
-            <w:tcW w:w="9000" w:type="dxa"/>
-            <w:shd w:val="clear" w:color="auto" w:fill="EDEDED"/>
-          </w:tcPr>
-          <w:p>
-            <w:pPr>
-              <w:jc w:val="both"/>
-              <w:rPr>
-                <w:rFonts w:ascii="Times New Roman" w:hAnsi="Times New Roman" w:cs="Times New Roman"/>
-                <w:lang w:val="tr-TR"/>
-              </w:rPr>
-            </w:pPr>
-            <w:r>
-              <w:rPr>
-                <w:rFonts w:ascii="Times New Roman" w:hAnsi="Times New Roman" w:cs="Times New Roman"/>
-                <w:lang w:val="tr-TR"/>
-              </w:rPr>
-              <w:t xml:space="preserve">GÖRSEL ALANI (Shutterstock)</w:t>
-            </w:r>
-          </w:p>
-          <w:p>
-            <w:pPr>
-              <w:jc w:val="both"/>
-              <w:rPr>
-                <w:rFonts w:ascii="Times New Roman" w:hAnsi="Times New Roman" w:cs="Times New Roman"/>
-                <w:lang w:val="tr-TR"/>
-              </w:rPr>
-            </w:pPr>
-            <w:r>
-              <w:rPr>
-                <w:rFonts w:ascii="Times New Roman" w:hAnsi="Times New Roman" w:cs="Times New Roman"/>
-                <w:lang w:val="tr-TR"/>
-              </w:rPr>
-              <w:t xml:space="preserve">Tarif: Komodin ya da masa üzerinde kabloyla şarj edilen bir akıllı telefon; ekranda pil doluluk simgesi görünsün; marka ve logo görünmesin.</w:t>
-            </w:r>
-          </w:p>
-          <w:p>
-            <w:pPr>
-              <w:jc w:val="both"/>
-              <w:rPr>
-                <w:rFonts w:ascii="Times New Roman" w:hAnsi="Times New Roman" w:cs="Times New Roman"/>
-                <w:lang w:val="tr-TR"/>
-              </w:rPr>
-            </w:pPr>
-            <w:r>
-              <w:rPr>
-                <w:rFonts w:ascii="Times New Roman" w:hAnsi="Times New Roman" w:cs="Times New Roman"/>
-                <w:lang w:val="tr-TR"/>
-              </w:rPr>
-              <w:t xml:space="preserve">Shutter ID: 2234563227 (fotoğraf) — USB Type-C cable and smartphone charging</w:t>
-            </w:r>
-          </w:p>
-        </w:tc>
-      </w:tr>
-    </w:tbl>
+      </w:pPr>
+      <w:r>
+        <w:drawing>
+          <wp:inline xmlns:a="http://schemas.openxmlformats.org/drawingml/2006/main" xmlns:pic="http://schemas.openxmlformats.org/drawingml/2006/picture">
+            <wp:extent cx="3433242" cy="2520000"/>
+            <wp:docPr id="900012" name="Picture 900012"/>
+            <wp:cNvGraphicFramePr>
+              <a:graphicFrameLocks noChangeAspect="1"/>
+            </wp:cNvGraphicFramePr>
+            <a:graphic>
+              <a:graphicData uri="http://schemas.openxmlformats.org/drawingml/2006/picture">
+                <pic:pic>
+                  <pic:nvPicPr>
+                    <pic:cNvPr id="0" name="2234563227_d.jpg"/>
+                    <pic:cNvPicPr/>
+                  </pic:nvPicPr>
+                  <pic:blipFill>
+                    <a:blip r:embed="rId11"/>
+                    <a:stretch>
+                      <a:fillRect/>
+                    </a:stretch>
+                  </pic:blipFill>
+                  <pic:spPr>
+                    <a:xfrm>
+                      <a:off x="0" y="0"/>
+                      <a:ext cx="3433242" cy="2520000"/>
+                    </a:xfrm>
+                    <a:prstGeom prst="rect"/>
+                  </pic:spPr>
+                </pic:pic>
+              </a:graphicData>
+            </a:graphic>
+          </wp:inline>
+        </w:drawing>
+      </w:r>
+    </w:p>
     <w:p>
       <w:pPr>
-        <w:jc w:val="both"/>
-        <w:rPr>
-          <w:rFonts w:ascii="Times New Roman" w:hAnsi="Times New Roman" w:cs="Times New Roman"/>
-          <w:lang w:val="tr-TR"/>
-        </w:rPr>
-      </w:pPr>
-    </w:p>
-    <w:p>
-      <w:pPr>
         <w:jc w:val="center"/>
-        <w:rPr>
-          <w:rFonts w:ascii="Times New Roman" w:hAnsi="Times New Roman" w:cs="Times New Roman"/>
-          <w:lang w:val="tr-TR"/>
-        </w:rPr>
       </w:pPr>
       <w:r>
         <w:rPr>
           <w:rFonts w:ascii="Times New Roman" w:hAnsi="Times New Roman" w:cs="Times New Roman"/>
           <w:b/>
           <w:bCs/>
+          <w:highlight w:val="yellow"/>
+          <w:lang w:val="tr-TR"/>
+        </w:rPr>
+        <w:t xml:space="preserve">Shutter id: 2234563227</w:t>
+      </w:r>
+    </w:p>
+    <w:p>
+      <w:pPr>
+        <w:jc w:val="center"/>
+        <w:rPr>
+          <w:rFonts w:ascii="Times New Roman" w:hAnsi="Times New Roman" w:cs="Times New Roman"/>
+          <w:lang w:val="tr-TR"/>
+        </w:rPr>
+      </w:pPr>
+      <w:r>
+        <w:rPr>
+          <w:rFonts w:ascii="Times New Roman" w:hAnsi="Times New Roman" w:cs="Times New Roman"/>
+          <w:b/>
+          <w:bCs/>
           <w:lang w:val="tr-TR"/>
         </w:rPr>
         <w:t xml:space="preserve">Görsel A:</w:t>
@@ -144,85 +118,59 @@
         <w:t xml:space="preserve"> Şarj edilen bir akıllı telefon</w:t>
       </w:r>
     </w:p>
-    <w:tbl>
-      <w:tblPr>
-        <w:tblW w:w="9000" w:type="dxa"/>
+    <w:p>
+      <w:pPr>
         <w:jc w:val="center"/>
-        <w:tblBorders>
-          <w:top w:val="single" w:sz="8" w:space="0" w:color="7F7F7F"/>
-          <w:left w:val="single" w:sz="8" w:space="0" w:color="7F7F7F"/>
-          <w:bottom w:val="single" w:sz="8" w:space="0" w:color="7F7F7F"/>
-          <w:right w:val="single" w:sz="8" w:space="0" w:color="7F7F7F"/>
-        </w:tblBorders>
-      </w:tblPr>
-      <w:tblGrid>
-        <w:gridCol w:w="9000"/>
-      </w:tblGrid>
-      <w:tr>
-        <w:tc>
-          <w:tcPr>
-            <w:tcW w:w="9000" w:type="dxa"/>
-            <w:shd w:val="clear" w:color="auto" w:fill="EDEDED"/>
-          </w:tcPr>
-          <w:p>
-            <w:pPr>
-              <w:jc w:val="both"/>
-              <w:rPr>
-                <w:rFonts w:ascii="Times New Roman" w:hAnsi="Times New Roman" w:cs="Times New Roman"/>
-                <w:lang w:val="tr-TR"/>
-              </w:rPr>
-            </w:pPr>
-            <w:r>
-              <w:rPr>
-                <w:rFonts w:ascii="Times New Roman" w:hAnsi="Times New Roman" w:cs="Times New Roman"/>
-                <w:lang w:val="tr-TR"/>
-              </w:rPr>
-              <w:t xml:space="preserve">GÖRSEL ALANI (Shutterstock)</w:t>
-            </w:r>
-          </w:p>
-          <w:p>
-            <w:pPr>
-              <w:jc w:val="both"/>
-              <w:rPr>
-                <w:rFonts w:ascii="Times New Roman" w:hAnsi="Times New Roman" w:cs="Times New Roman"/>
-                <w:lang w:val="tr-TR"/>
-              </w:rPr>
-            </w:pPr>
-            <w:r>
-              <w:rPr>
-                <w:rFonts w:ascii="Times New Roman" w:hAnsi="Times New Roman" w:cs="Times New Roman"/>
-                <w:lang w:val="tr-TR"/>
-              </w:rPr>
-              <w:t xml:space="preserve">Tarif: Bir alüminyum üretim tesisinde sıra hâlinde dizilmiş elektroliz hücreleri (potline); tesis adı veya logo görünmesin.</w:t>
-            </w:r>
-          </w:p>
-          <w:p>
-            <w:pPr>
-              <w:jc w:val="both"/>
-              <w:rPr>
-                <w:rFonts w:ascii="Times New Roman" w:hAnsi="Times New Roman" w:cs="Times New Roman"/>
-                <w:lang w:val="tr-TR"/>
-              </w:rPr>
-            </w:pPr>
-            <w:r>
-              <w:rPr>
-                <w:rFonts w:ascii="Times New Roman" w:hAnsi="Times New Roman" w:cs="Times New Roman"/>
-                <w:lang w:val="tr-TR"/>
-              </w:rPr>
-              <w:t xml:space="preserve">Shutter ID: 1458899561 (fotoğraf) — Electrolysis cells in mineral processing</w:t>
-            </w:r>
-          </w:p>
-        </w:tc>
-      </w:tr>
-    </w:tbl>
+      </w:pPr>
+      <w:r>
+        <w:drawing>
+          <wp:inline xmlns:a="http://schemas.openxmlformats.org/drawingml/2006/main" xmlns:pic="http://schemas.openxmlformats.org/drawingml/2006/picture">
+            <wp:extent cx="3433242" cy="2520000"/>
+            <wp:docPr id="900013" name="Picture 900013"/>
+            <wp:cNvGraphicFramePr>
+              <a:graphicFrameLocks noChangeAspect="1"/>
+            </wp:cNvGraphicFramePr>
+            <a:graphic>
+              <a:graphicData uri="http://schemas.openxmlformats.org/drawingml/2006/picture">
+                <pic:pic>
+                  <pic:nvPicPr>
+                    <pic:cNvPr id="0" name="1458899561_d.jpg"/>
+                    <pic:cNvPicPr/>
+                  </pic:nvPicPr>
+                  <pic:blipFill>
+                    <a:blip r:embed="rId12"/>
+                    <a:stretch>
+                      <a:fillRect/>
+                    </a:stretch>
+                  </pic:blipFill>
+                  <pic:spPr>
+                    <a:xfrm>
+                      <a:off x="0" y="0"/>
+                      <a:ext cx="3433242" cy="2520000"/>
+                    </a:xfrm>
+                    <a:prstGeom prst="rect"/>
+                  </pic:spPr>
+                </pic:pic>
+              </a:graphicData>
+            </a:graphic>
+          </wp:inline>
+        </w:drawing>
+      </w:r>
+    </w:p>
     <w:p>
       <w:pPr>
-        <w:jc w:val="both"/>
-        <w:rPr>
-          <w:rFonts w:ascii="Times New Roman" w:hAnsi="Times New Roman" w:cs="Times New Roman"/>
-          <w:lang w:val="tr-TR"/>
-        </w:rPr>
-      </w:pPr>
+        <w:jc w:val="center"/>
+      </w:pPr>
+      <w:r>
+        <w:rPr>
+          <w:rFonts w:ascii="Times New Roman" w:hAnsi="Times New Roman" w:cs="Times New Roman"/>
+          <w:b/>
+          <w:bCs/>
+          <w:highlight w:val="yellow"/>
+          <w:lang w:val="tr-TR"/>
+        </w:rPr>
+        <w:t xml:space="preserve">Shutter id: 1458899561</w:t>
+      </w:r>
     </w:p>
     <w:p>
       <w:pPr>

--- a/Kim12-1-6-Elektrolitik-Hucreler.docx
+++ b/Kim12-1-6-Elektrolitik-Hucreler.docx
@@ -39,164 +39,195 @@
         <w:t xml:space="preserve">Akşam eve geldiğinizde telefonunuzu şarja takarsınız (Görsel A). Gün boyunca telefonun içindeki pilde istemli bir indirgenme-yükseltgenme tepkimesi gerçekleşmiş ve kimyasal enerji elektrik enerjisine dönüşmüştür. Şarj sırasında ise pil yeniden kullanılabilir hâle gelir. Önceki konularda galvanik hücrelerde istemli tepkimelerin kendiliğinden gerçekleştiğini ve pozitif bir hücre potansiyeli oluşturduğunu gördünüz. Peki istemli bir tepkimenin tersini gerçekleştirmek mümkün müdür? Doğada yalnızca bileşikleri hâlinde bulunan sodyum, alüminyum gibi aktif metaller ve klor gazı nasıl elde edilir (Görsel B)? Bir tepkimeyi kendiliğinden gerçekleşmediği yönde yürütmek için hangi şartların sağlanması gerekir?</w:t>
       </w:r>
     </w:p>
-    <w:p>
-      <w:pPr>
+    <w:tbl>
+      <w:tblPr>
+        <w:tblW w:w="9000" w:type="dxa"/>
         <w:jc w:val="center"/>
-      </w:pPr>
-      <w:r>
-        <w:drawing>
-          <wp:inline xmlns:a="http://schemas.openxmlformats.org/drawingml/2006/main" xmlns:pic="http://schemas.openxmlformats.org/drawingml/2006/picture">
-            <wp:extent cx="3433242" cy="2520000"/>
-            <wp:docPr id="900012" name="Picture 900012"/>
-            <wp:cNvGraphicFramePr>
-              <a:graphicFrameLocks noChangeAspect="1"/>
-            </wp:cNvGraphicFramePr>
-            <a:graphic>
-              <a:graphicData uri="http://schemas.openxmlformats.org/drawingml/2006/picture">
-                <pic:pic>
-                  <pic:nvPicPr>
-                    <pic:cNvPr id="0" name="2234563227_d.jpg"/>
-                    <pic:cNvPicPr/>
-                  </pic:nvPicPr>
-                  <pic:blipFill>
-                    <a:blip r:embed="rId11"/>
-                    <a:stretch>
-                      <a:fillRect/>
-                    </a:stretch>
-                  </pic:blipFill>
-                  <pic:spPr>
-                    <a:xfrm>
-                      <a:off x="0" y="0"/>
-                      <a:ext cx="3433242" cy="2520000"/>
-                    </a:xfrm>
-                    <a:prstGeom prst="rect"/>
-                  </pic:spPr>
-                </pic:pic>
-              </a:graphicData>
-            </a:graphic>
-          </wp:inline>
-        </w:drawing>
-      </w:r>
-    </w:p>
-    <w:p>
-      <w:pPr>
-        <w:jc w:val="center"/>
-      </w:pPr>
-      <w:r>
-        <w:rPr>
-          <w:rFonts w:ascii="Times New Roman" w:hAnsi="Times New Roman" w:cs="Times New Roman"/>
-          <w:b/>
-          <w:bCs/>
-          <w:highlight w:val="yellow"/>
-          <w:lang w:val="tr-TR"/>
-        </w:rPr>
-        <w:t xml:space="preserve">Shutter id: 2234563227</w:t>
-      </w:r>
-    </w:p>
-    <w:p>
-      <w:pPr>
-        <w:jc w:val="center"/>
-        <w:rPr>
-          <w:rFonts w:ascii="Times New Roman" w:hAnsi="Times New Roman" w:cs="Times New Roman"/>
-          <w:lang w:val="tr-TR"/>
-        </w:rPr>
-      </w:pPr>
-      <w:r>
-        <w:rPr>
-          <w:rFonts w:ascii="Times New Roman" w:hAnsi="Times New Roman" w:cs="Times New Roman"/>
-          <w:b/>
-          <w:bCs/>
-          <w:lang w:val="tr-TR"/>
-        </w:rPr>
-        <w:t xml:space="preserve">Görsel A:</w:t>
-      </w:r>
-      <w:r>
-        <w:rPr>
-          <w:rFonts w:ascii="Times New Roman" w:hAnsi="Times New Roman" w:cs="Times New Roman"/>
-          <w:lang w:val="tr-TR"/>
-        </w:rPr>
-        <w:t xml:space="preserve"> Şarj edilen bir akıllı telefon</w:t>
-      </w:r>
-    </w:p>
-    <w:p>
-      <w:pPr>
-        <w:jc w:val="center"/>
-      </w:pPr>
-      <w:r>
-        <w:drawing>
-          <wp:inline xmlns:a="http://schemas.openxmlformats.org/drawingml/2006/main" xmlns:pic="http://schemas.openxmlformats.org/drawingml/2006/picture">
-            <wp:extent cx="3433242" cy="2520000"/>
-            <wp:docPr id="900013" name="Picture 900013"/>
-            <wp:cNvGraphicFramePr>
-              <a:graphicFrameLocks noChangeAspect="1"/>
-            </wp:cNvGraphicFramePr>
-            <a:graphic>
-              <a:graphicData uri="http://schemas.openxmlformats.org/drawingml/2006/picture">
-                <pic:pic>
-                  <pic:nvPicPr>
-                    <pic:cNvPr id="0" name="1458899561_d.jpg"/>
-                    <pic:cNvPicPr/>
-                  </pic:nvPicPr>
-                  <pic:blipFill>
-                    <a:blip r:embed="rId12"/>
-                    <a:stretch>
-                      <a:fillRect/>
-                    </a:stretch>
-                  </pic:blipFill>
-                  <pic:spPr>
-                    <a:xfrm>
-                      <a:off x="0" y="0"/>
-                      <a:ext cx="3433242" cy="2520000"/>
-                    </a:xfrm>
-                    <a:prstGeom prst="rect"/>
-                  </pic:spPr>
-                </pic:pic>
-              </a:graphicData>
-            </a:graphic>
-          </wp:inline>
-        </w:drawing>
-      </w:r>
-    </w:p>
-    <w:p>
-      <w:pPr>
-        <w:jc w:val="center"/>
-      </w:pPr>
-      <w:r>
-        <w:rPr>
-          <w:rFonts w:ascii="Times New Roman" w:hAnsi="Times New Roman" w:cs="Times New Roman"/>
-          <w:b/>
-          <w:bCs/>
-          <w:highlight w:val="yellow"/>
-          <w:lang w:val="tr-TR"/>
-        </w:rPr>
-        <w:t xml:space="preserve">Shutter id: 1458899561</w:t>
-      </w:r>
-    </w:p>
-    <w:p>
-      <w:pPr>
-        <w:jc w:val="center"/>
-        <w:rPr>
-          <w:rFonts w:ascii="Times New Roman" w:hAnsi="Times New Roman" w:cs="Times New Roman"/>
-          <w:lang w:val="tr-TR"/>
-        </w:rPr>
-      </w:pPr>
-      <w:r>
-        <w:rPr>
-          <w:rFonts w:ascii="Times New Roman" w:hAnsi="Times New Roman" w:cs="Times New Roman"/>
-          <w:b/>
-          <w:bCs/>
-          <w:lang w:val="tr-TR"/>
-        </w:rPr>
-        <w:t xml:space="preserve">Görsel B:</w:t>
-      </w:r>
-      <w:r>
-        <w:rPr>
-          <w:rFonts w:ascii="Times New Roman" w:hAnsi="Times New Roman" w:cs="Times New Roman"/>
-          <w:lang w:val="tr-TR"/>
-        </w:rPr>
-        <w:t xml:space="preserve"> Alüminyum üretiminde kullanılan elektroliz hücreleri</w:t>
-      </w:r>
-    </w:p>
+        <w:tblBorders>
+          <w:top w:val="nil"/>
+          <w:left w:val="nil"/>
+          <w:bottom w:val="nil"/>
+          <w:right w:val="nil"/>
+          <w:insideH w:val="nil"/>
+          <w:insideV w:val="nil"/>
+        </w:tblBorders>
+        <w:tblLayout w:type="fixed"/>
+      </w:tblPr>
+      <w:tblGrid>
+        <w:gridCol w:w="4500"/>
+        <w:gridCol w:w="4500"/>
+      </w:tblGrid>
+      <w:tr>
+        <w:tc>
+          <w:tcPr>
+            <w:tcW w:w="4500" w:type="dxa"/>
+          </w:tcPr>
+          <w:p>
+            <w:pPr>
+              <w:jc w:val="center"/>
+            </w:pPr>
+            <w:r>
+              <w:drawing>
+                <wp:inline xmlns:a="http://schemas.openxmlformats.org/drawingml/2006/main" xmlns:pic="http://schemas.openxmlformats.org/drawingml/2006/picture">
+                  <wp:extent cx="2628000" cy="1928952"/>
+                  <wp:docPr id="900012" name="Picture 900012"/>
+                  <wp:cNvGraphicFramePr>
+                    <a:graphicFrameLocks noChangeAspect="1"/>
+                  </wp:cNvGraphicFramePr>
+                  <a:graphic>
+                    <a:graphicData uri="http://schemas.openxmlformats.org/drawingml/2006/picture">
+                      <pic:pic>
+                        <pic:nvPicPr>
+                          <pic:cNvPr id="0" name="2234563227_d.jpg"/>
+                          <pic:cNvPicPr/>
+                        </pic:nvPicPr>
+                        <pic:blipFill>
+                          <a:blip r:embed="rId11"/>
+                          <a:stretch>
+                            <a:fillRect/>
+                          </a:stretch>
+                        </pic:blipFill>
+                        <pic:spPr>
+                          <a:xfrm>
+                            <a:off x="0" y="0"/>
+                            <a:ext cx="2628000" cy="1928952"/>
+                          </a:xfrm>
+                          <a:prstGeom prst="rect"/>
+                        </pic:spPr>
+                      </pic:pic>
+                    </a:graphicData>
+                  </a:graphic>
+                </wp:inline>
+              </w:drawing>
+            </w:r>
+          </w:p>
+          <w:p>
+            <w:pPr>
+              <w:jc w:val="center"/>
+            </w:pPr>
+            <w:r>
+              <w:rPr>
+                <w:rFonts w:ascii="Times New Roman" w:hAnsi="Times New Roman" w:cs="Times New Roman"/>
+                <w:b/>
+                <w:bCs/>
+                <w:highlight w:val="yellow"/>
+                <w:lang w:val="tr-TR"/>
+              </w:rPr>
+              <w:t xml:space="preserve">Shutter id: 2234563227</w:t>
+            </w:r>
+          </w:p>
+          <w:p>
+            <w:pPr>
+              <w:jc w:val="center"/>
+              <w:rPr>
+                <w:rFonts w:ascii="Times New Roman" w:hAnsi="Times New Roman" w:cs="Times New Roman"/>
+                <w:lang w:val="tr-TR"/>
+              </w:rPr>
+            </w:pPr>
+            <w:r>
+              <w:rPr>
+                <w:rFonts w:ascii="Times New Roman" w:hAnsi="Times New Roman" w:cs="Times New Roman"/>
+                <w:b/>
+                <w:bCs/>
+                <w:lang w:val="tr-TR"/>
+              </w:rPr>
+              <w:t xml:space="preserve">Görsel A:</w:t>
+            </w:r>
+            <w:r>
+              <w:rPr>
+                <w:rFonts w:ascii="Times New Roman" w:hAnsi="Times New Roman" w:cs="Times New Roman"/>
+                <w:lang w:val="tr-TR"/>
+              </w:rPr>
+              <w:t xml:space="preserve"> Şarj edilen bir akıllı telefon</w:t>
+            </w:r>
+          </w:p>
+        </w:tc>
+        <w:tc>
+          <w:tcPr>
+            <w:tcW w:w="4500" w:type="dxa"/>
+          </w:tcPr>
+          <w:p>
+            <w:pPr>
+              <w:jc w:val="center"/>
+            </w:pPr>
+            <w:r>
+              <w:drawing>
+                <wp:inline xmlns:a="http://schemas.openxmlformats.org/drawingml/2006/main" xmlns:pic="http://schemas.openxmlformats.org/drawingml/2006/picture">
+                  <wp:extent cx="2628000" cy="1928952"/>
+                  <wp:docPr id="900013" name="Picture 900013"/>
+                  <wp:cNvGraphicFramePr>
+                    <a:graphicFrameLocks noChangeAspect="1"/>
+                  </wp:cNvGraphicFramePr>
+                  <a:graphic>
+                    <a:graphicData uri="http://schemas.openxmlformats.org/drawingml/2006/picture">
+                      <pic:pic>
+                        <pic:nvPicPr>
+                          <pic:cNvPr id="0" name="1458899561_d.jpg"/>
+                          <pic:cNvPicPr/>
+                        </pic:nvPicPr>
+                        <pic:blipFill>
+                          <a:blip r:embed="rId12"/>
+                          <a:stretch>
+                            <a:fillRect/>
+                          </a:stretch>
+                        </pic:blipFill>
+                        <pic:spPr>
+                          <a:xfrm>
+                            <a:off x="0" y="0"/>
+                            <a:ext cx="2628000" cy="1928952"/>
+                          </a:xfrm>
+                          <a:prstGeom prst="rect"/>
+                        </pic:spPr>
+                      </pic:pic>
+                    </a:graphicData>
+                  </a:graphic>
+                </wp:inline>
+              </w:drawing>
+            </w:r>
+          </w:p>
+          <w:p>
+            <w:pPr>
+              <w:jc w:val="center"/>
+            </w:pPr>
+            <w:r>
+              <w:rPr>
+                <w:rFonts w:ascii="Times New Roman" w:hAnsi="Times New Roman" w:cs="Times New Roman"/>
+                <w:b/>
+                <w:bCs/>
+                <w:highlight w:val="yellow"/>
+                <w:lang w:val="tr-TR"/>
+              </w:rPr>
+              <w:t xml:space="preserve">Shutter id: 1458899561</w:t>
+            </w:r>
+          </w:p>
+          <w:p>
+            <w:pPr>
+              <w:jc w:val="center"/>
+              <w:rPr>
+                <w:rFonts w:ascii="Times New Roman" w:hAnsi="Times New Roman" w:cs="Times New Roman"/>
+                <w:lang w:val="tr-TR"/>
+              </w:rPr>
+            </w:pPr>
+            <w:r>
+              <w:rPr>
+                <w:rFonts w:ascii="Times New Roman" w:hAnsi="Times New Roman" w:cs="Times New Roman"/>
+                <w:b/>
+                <w:bCs/>
+                <w:lang w:val="tr-TR"/>
+              </w:rPr>
+              <w:t xml:space="preserve">Görsel B:</w:t>
+            </w:r>
+            <w:r>
+              <w:rPr>
+                <w:rFonts w:ascii="Times New Roman" w:hAnsi="Times New Roman" w:cs="Times New Roman"/>
+                <w:lang w:val="tr-TR"/>
+              </w:rPr>
+              <w:t xml:space="preserve"> Alüminyum üretiminde kullanılan elektroliz hücreleri</w:t>
+            </w:r>
+          </w:p>
+        </w:tc>
+      </w:tr>
+    </w:tbl>
     <w:p>
       <w:pPr>
         <w:jc w:val="both"/>
